--- a/Launcher/Templates/F_ТИПОВИЙ ДОГОВІР ФІЛАРМОНІЇ ГО УААСП.docx
+++ b/Launcher/Templates/F_ТИПОВИЙ ДОГОВІР ФІЛАРМОНІЇ ГО УААСП.docx
@@ -1,6 +1,6 @@
 
 <file path=word/document.xml><?xml version="1.0" encoding="utf-8"?>
-<w:document xmlns:wpc="http://schemas.microsoft.com/office/word/2010/wordprocessingCanvas" xmlns:cx="http://schemas.microsoft.com/office/drawing/2014/chartex" xmlns:cx1="http://schemas.microsoft.com/office/drawing/2015/9/8/chartex" xmlns:cx2="http://schemas.microsoft.com/office/drawing/2015/10/21/chartex" xmlns:cx3="http://schemas.microsoft.com/office/drawing/2016/5/9/chartex" xmlns:cx4="http://schemas.microsoft.com/office/drawing/2016/5/10/chartex" xmlns:cx5="http://schemas.microsoft.com/office/drawing/2016/5/11/chartex" xmlns:cx6="http://schemas.microsoft.com/office/drawing/2016/5/12/chartex" xmlns:cx7="http://schemas.microsoft.com/office/drawing/2016/5/13/chartex" xmlns:cx8="http://schemas.microsoft.com/office/drawing/2016/5/14/chartex" xmlns:mc="http://schemas.openxmlformats.org/markup-compatibility/2006" xmlns:aink="http://schemas.microsoft.com/office/drawing/2016/ink" xmlns:am3d="http://schemas.microsoft.com/office/drawing/2017/model3d" xmlns:o="urn:schemas-microsoft-com:office:office" xmlns:r="http://schemas.openxmlformats.org/officeDocument/2006/relationships" xmlns:m="http://schemas.openxmlformats.org/officeDocument/2006/math" xmlns:v="urn:schemas-microsoft-com:vml" xmlns:wp14="http://schemas.microsoft.com/office/word/2010/wordprocessingDrawing" xmlns:wp="http://schemas.openxmlformats.org/drawingml/2006/wordprocessingDrawing" xmlns:w10="urn:schemas-microsoft-com:office:word" xmlns:w="http://schemas.openxmlformats.org/wordprocessingml/2006/main" xmlns:w14="http://schemas.microsoft.com/office/word/2010/wordml" xmlns:w15="http://schemas.microsoft.com/office/word/2012/wordml" xmlns:w16cid="http://schemas.microsoft.com/office/word/2016/wordml/cid" xmlns:w16se="http://schemas.microsoft.com/office/word/2015/wordml/symex" xmlns:wpg="http://schemas.microsoft.com/office/word/2010/wordprocessingGroup" xmlns:wpi="http://schemas.microsoft.com/office/word/2010/wordprocessingInk" xmlns:wne="http://schemas.microsoft.com/office/word/2006/wordml" xmlns:wps="http://schemas.microsoft.com/office/word/2010/wordprocessingShape" mc:Ignorable="w14 w15 w16se w16cid wp14">
+<w:document xmlns:wpc="http://schemas.microsoft.com/office/word/2010/wordprocessingCanvas" xmlns:mc="http://schemas.openxmlformats.org/markup-compatibility/2006" xmlns:o="urn:schemas-microsoft-com:office:office" xmlns:r="http://schemas.openxmlformats.org/officeDocument/2006/relationships" xmlns:m="http://schemas.openxmlformats.org/officeDocument/2006/math" xmlns:v="urn:schemas-microsoft-com:vml" xmlns:wp14="http://schemas.microsoft.com/office/word/2010/wordprocessingDrawing" xmlns:wp="http://schemas.openxmlformats.org/drawingml/2006/wordprocessingDrawing" xmlns:w10="urn:schemas-microsoft-com:office:word" xmlns:w="http://schemas.openxmlformats.org/wordprocessingml/2006/main" xmlns:w14="http://schemas.microsoft.com/office/word/2010/wordml" xmlns:w15="http://schemas.microsoft.com/office/word/2012/wordml" xmlns:wpg="http://schemas.microsoft.com/office/word/2010/wordprocessingGroup" xmlns:wpi="http://schemas.microsoft.com/office/word/2010/wordprocessingInk" xmlns:wne="http://schemas.microsoft.com/office/word/2006/wordml" xmlns:wps="http://schemas.microsoft.com/office/word/2010/wordprocessingShape" mc:Ignorable="w14 w15 wp14">
   <w:body>
     <w:p>
       <w:pPr>
@@ -1482,6 +1482,7 @@
           <w:docPartGallery w:val="Tables"/>
         </w:docPartList>
       </w:sdtPr>
+      <w:sdtEndPr/>
       <w:sdtContent>
         <w:p>
           <w:pPr>
@@ -1753,8 +1754,6 @@
           <w:szCs w:val="18"/>
         </w:rPr>
       </w:pPr>
-      <w:bookmarkStart w:id="2" w:name="_GoBack"/>
-      <w:bookmarkEnd w:id="2"/>
     </w:p>
     <w:p>
       <w:pPr>
@@ -2455,7 +2454,7 @@
         </w:rPr>
         <w:t xml:space="preserve"> </w:t>
       </w:r>
-      <w:bookmarkStart w:id="3" w:name="_Hlk3207428"/>
+      <w:bookmarkStart w:id="2" w:name="_Hlk3207428"/>
       <w:sdt>
         <w:sdtPr>
           <w:rPr>
@@ -2484,7 +2483,7 @@
           </w:r>
         </w:sdtContent>
       </w:sdt>
-      <w:bookmarkEnd w:id="3"/>
+      <w:bookmarkEnd w:id="2"/>
       <w:r>
         <w:rPr>
           <w:sz w:val="18"/>
@@ -4155,7 +4154,7 @@
         </w:rPr>
         <w:t xml:space="preserve"> набирає чинності з </w:t>
       </w:r>
-      <w:bookmarkStart w:id="4" w:name="_Hlk3208475"/>
+      <w:bookmarkStart w:id="3" w:name="_Hlk3208475"/>
       <w:sdt>
         <w:sdtPr>
           <w:rPr>
@@ -4216,7 +4215,7 @@
         </w:rPr>
         <w:t xml:space="preserve">  </w:t>
       </w:r>
-      <w:bookmarkStart w:id="5" w:name="_Hlk3207534"/>
+      <w:bookmarkStart w:id="4" w:name="_Hlk3207534"/>
       <w:sdt>
         <w:sdtPr>
           <w:rPr>
@@ -4244,8 +4243,8 @@
           </w:r>
         </w:sdtContent>
       </w:sdt>
+      <w:bookmarkEnd w:id="3"/>
       <w:bookmarkEnd w:id="4"/>
-      <w:bookmarkEnd w:id="5"/>
       <w:r>
         <w:rPr>
           <w:b/>
@@ -7115,7 +7114,23 @@
           <w:sz w:val="18"/>
           <w:szCs w:val="18"/>
         </w:rPr>
-        <w:t xml:space="preserve">), резидентство, </w:t>
+        <w:t xml:space="preserve">), </w:t>
+      </w:r>
+      <w:proofErr w:type="spellStart"/>
+      <w:r>
+        <w:rPr>
+          <w:sz w:val="18"/>
+          <w:szCs w:val="18"/>
+        </w:rPr>
+        <w:t>резидентство</w:t>
+      </w:r>
+      <w:proofErr w:type="spellEnd"/>
+      <w:r>
+        <w:rPr>
+          <w:sz w:val="18"/>
+          <w:szCs w:val="18"/>
+        </w:rPr>
+        <w:t xml:space="preserve">, </w:t>
       </w:r>
       <w:proofErr w:type="spellStart"/>
       <w:r>
@@ -7684,63 +7699,102 @@
           </w:p>
           <w:p>
             <w:pPr>
-              <w:rPr>
-                <w:b/>
+              <w:ind w:left="207"/>
+              <w:rPr>
                 <w:sz w:val="18"/>
                 <w:szCs w:val="18"/>
-                <w:lang w:val="uk-UA"/>
-              </w:rPr>
-            </w:pPr>
+                <w:lang w:val="uk-UA" w:eastAsia="ar-SA"/>
+              </w:rPr>
+            </w:pPr>
+            <w:bookmarkStart w:id="5" w:name="_GoBack"/>
             <w:r>
               <w:rPr>
                 <w:sz w:val="18"/>
                 <w:szCs w:val="18"/>
-                <w:lang w:val="uk-UA"/>
-              </w:rPr>
-              <w:t xml:space="preserve">    01030, м. Київ, </w:t>
+                <w:lang w:val="uk-UA" w:eastAsia="ar-SA"/>
+              </w:rPr>
+              <w:t>Юридична адреса: 01030, м. Київ, вул. Б. Хмельницького,</w:t>
             </w:r>
           </w:p>
           <w:p>
             <w:pPr>
-              <w:ind w:left="180"/>
-              <w:rPr>
-                <w:b/>
+              <w:suppressAutoHyphens/>
+              <w:overflowPunct/>
+              <w:autoSpaceDE/>
+              <w:autoSpaceDN/>
+              <w:adjustRightInd/>
+              <w:ind w:left="207"/>
+              <w:textAlignment w:val="auto"/>
+              <w:rPr>
                 <w:sz w:val="18"/>
                 <w:szCs w:val="18"/>
-                <w:lang w:val="uk-UA"/>
+                <w:lang w:val="uk-UA" w:eastAsia="ar-SA"/>
               </w:rPr>
             </w:pPr>
             <w:r>
               <w:rPr>
                 <w:sz w:val="18"/>
                 <w:szCs w:val="18"/>
-                <w:lang w:val="uk-UA"/>
-              </w:rPr>
-              <w:t>вул. Б. Хмельницького,</w:t>
+                <w:lang w:val="uk-UA" w:eastAsia="ar-SA"/>
+              </w:rPr>
+              <w:t>буд. 41 літера А, прим. 1-3,</w:t>
             </w:r>
-            <w:r>
+          </w:p>
+          <w:p>
+            <w:pPr>
+              <w:suppressAutoHyphens/>
+              <w:overflowPunct/>
+              <w:autoSpaceDE/>
+              <w:autoSpaceDN/>
+              <w:adjustRightInd/>
+              <w:ind w:left="207"/>
+              <w:textAlignment w:val="auto"/>
               <w:rPr>
                 <w:sz w:val="18"/>
                 <w:szCs w:val="18"/>
-              </w:rPr>
-              <w:t xml:space="preserve"> буд.</w:t>
-            </w:r>
+                <w:lang w:val="uk-UA" w:eastAsia="ar-SA"/>
+              </w:rPr>
+            </w:pPr>
             <w:r>
               <w:rPr>
                 <w:sz w:val="18"/>
                 <w:szCs w:val="18"/>
-                <w:lang w:val="uk-UA"/>
-              </w:rPr>
-              <w:t xml:space="preserve"> 41 літера А, прим. 1-3,</w:t>
+                <w:lang w:val="uk-UA" w:eastAsia="ar-SA"/>
+              </w:rPr>
+              <w:t xml:space="preserve">Фактична адреса: 04053, м. Київ, провулок </w:t>
             </w:r>
-          </w:p>
-          <w:p>
-            <w:pPr>
-              <w:ind w:left="180"/>
-              <w:rPr>
-                <w:b/>
+            <w:proofErr w:type="spellStart"/>
+            <w:r>
+              <w:rPr>
                 <w:sz w:val="18"/>
                 <w:szCs w:val="18"/>
+                <w:lang w:val="uk-UA" w:eastAsia="ar-SA"/>
+              </w:rPr>
+              <w:t>Киянівський</w:t>
+            </w:r>
+            <w:proofErr w:type="spellEnd"/>
+            <w:r>
+              <w:rPr>
+                <w:sz w:val="18"/>
+                <w:szCs w:val="18"/>
+                <w:lang w:val="uk-UA" w:eastAsia="ar-SA"/>
+              </w:rPr>
+              <w:t>, будинок 3-7, офіс № 223</w:t>
+            </w:r>
+          </w:p>
+          <w:p>
+            <w:pPr>
+              <w:suppressAutoHyphens/>
+              <w:overflowPunct/>
+              <w:autoSpaceDE/>
+              <w:autoSpaceDN/>
+              <w:adjustRightInd/>
+              <w:ind w:left="207"/>
+              <w:textAlignment w:val="auto"/>
+              <w:rPr>
+                <w:sz w:val="24"/>
+                <w:szCs w:val="24"/>
+                <w:lang w:eastAsia="ar-SA"/>
               </w:rPr>
             </w:pPr>
             <w:proofErr w:type="spellStart"/>
@@ -7748,7 +7802,8 @@
               <w:rPr>
                 <w:sz w:val="18"/>
                 <w:szCs w:val="18"/>
-                <w:lang w:val="uk-UA"/>
+                <w:shd w:val="clear" w:color="auto" w:fill="FFFFFF"/>
+                <w:lang w:val="uk-UA" w:eastAsia="ar-SA"/>
               </w:rPr>
               <w:t>тел</w:t>
             </w:r>
@@ -7757,236 +7812,236 @@
               <w:rPr>
                 <w:sz w:val="18"/>
                 <w:szCs w:val="18"/>
-                <w:lang w:val="uk-UA"/>
-              </w:rPr>
-              <w:t>.: (044) 223-60-40;</w:t>
+                <w:shd w:val="clear" w:color="auto" w:fill="FFFFFF"/>
+                <w:lang w:val="uk-UA" w:eastAsia="ar-SA"/>
+              </w:rPr>
+              <w:t>.: 044-223-60-40;</w:t>
             </w:r>
           </w:p>
           <w:p>
             <w:pPr>
-              <w:ind w:left="180"/>
+              <w:suppressAutoHyphens/>
+              <w:overflowPunct/>
+              <w:autoSpaceDE/>
+              <w:autoSpaceDN/>
+              <w:adjustRightInd/>
+              <w:ind w:left="207"/>
+              <w:textAlignment w:val="auto"/>
+              <w:rPr>
+                <w:sz w:val="24"/>
+                <w:szCs w:val="24"/>
+                <w:lang w:eastAsia="ar-SA"/>
+              </w:rPr>
+            </w:pPr>
+            <w:r>
               <w:rPr>
                 <w:b/>
+                <w:bCs/>
                 <w:sz w:val="18"/>
                 <w:szCs w:val="18"/>
-              </w:rPr>
-            </w:pPr>
-            <w:r>
-              <w:rPr>
-                <w:sz w:val="18"/>
-                <w:szCs w:val="18"/>
-                <w:lang w:val="uk-UA"/>
-              </w:rPr>
-              <w:t>код ЄДРПОУ: 39939650;</w:t>
-            </w:r>
-          </w:p>
-          <w:p>
-            <w:pPr>
-              <w:ind w:left="180"/>
-              <w:rPr>
-                <w:b/>
-                <w:sz w:val="18"/>
-                <w:szCs w:val="18"/>
-                <w:lang w:val="uk-UA"/>
-              </w:rPr>
-            </w:pPr>
-            <w:r>
-              <w:rPr>
-                <w:sz w:val="18"/>
-                <w:szCs w:val="18"/>
-                <w:lang w:val="uk-UA"/>
-              </w:rPr>
-              <w:t>поточний рахунок: 26002053021074</w:t>
-            </w:r>
-          </w:p>
-          <w:p>
-            <w:pPr>
-              <w:ind w:left="180"/>
-              <w:rPr>
-                <w:b/>
-                <w:sz w:val="18"/>
-                <w:szCs w:val="18"/>
-                <w:lang w:val="uk-UA"/>
-              </w:rPr>
-            </w:pPr>
-            <w:r>
-              <w:rPr>
-                <w:sz w:val="18"/>
-                <w:szCs w:val="18"/>
-                <w:lang w:val="uk-UA"/>
-              </w:rPr>
-              <w:t xml:space="preserve">в АТ </w:t>
+                <w:lang w:val="uk-UA" w:eastAsia="ar-SA"/>
+              </w:rPr>
+              <w:t>Адреса для листування:</w:t>
             </w:r>
             <w:r>
               <w:rPr>
-                <w:sz w:val="18"/>
-                <w:szCs w:val="18"/>
-              </w:rPr>
-              <w:t xml:space="preserve">КБ </w:t>
-            </w:r>
-            <w:r>
-              <w:rPr>
-                <w:sz w:val="18"/>
-                <w:szCs w:val="18"/>
-                <w:lang w:val="uk-UA"/>
-              </w:rPr>
-              <w:t>«Приватбанк»;</w:t>
-            </w:r>
-          </w:p>
-          <w:p>
-            <w:pPr>
-              <w:ind w:left="180"/>
-              <w:rPr>
-                <w:b/>
-                <w:sz w:val="18"/>
-                <w:szCs w:val="18"/>
-                <w:lang w:val="uk-UA"/>
-              </w:rPr>
-            </w:pPr>
-            <w:r>
-              <w:rPr>
-                <w:sz w:val="18"/>
-                <w:szCs w:val="18"/>
-                <w:lang w:val="uk-UA"/>
-              </w:rPr>
-              <w:t>МФО 321842</w:t>
-            </w:r>
-          </w:p>
-          <w:p>
-            <w:pPr>
-              <w:rPr>
-                <w:b/>
-                <w:sz w:val="18"/>
-                <w:szCs w:val="18"/>
-              </w:rPr>
-            </w:pPr>
-            <w:r>
-              <w:rPr>
-                <w:sz w:val="18"/>
-                <w:szCs w:val="18"/>
-                <w:lang w:val="uk-UA"/>
-              </w:rPr>
-              <w:t xml:space="preserve">    </w:t>
-            </w:r>
-            <w:proofErr w:type="spellStart"/>
-            <w:r>
-              <w:rPr>
-                <w:sz w:val="18"/>
-                <w:szCs w:val="18"/>
-              </w:rPr>
-              <w:t>Організація</w:t>
-            </w:r>
-            <w:proofErr w:type="spellEnd"/>
-            <w:r>
-              <w:rPr>
-                <w:sz w:val="18"/>
-                <w:szCs w:val="18"/>
-              </w:rPr>
-              <w:t xml:space="preserve"> </w:t>
-            </w:r>
-            <w:proofErr w:type="spellStart"/>
-            <w:r>
-              <w:rPr>
-                <w:sz w:val="18"/>
-                <w:szCs w:val="18"/>
-              </w:rPr>
-              <w:t>має</w:t>
-            </w:r>
-            <w:proofErr w:type="spellEnd"/>
-            <w:r>
-              <w:rPr>
-                <w:sz w:val="18"/>
-                <w:szCs w:val="18"/>
-              </w:rPr>
-              <w:t xml:space="preserve"> статус </w:t>
-            </w:r>
-            <w:proofErr w:type="spellStart"/>
-            <w:r>
-              <w:rPr>
-                <w:sz w:val="18"/>
-                <w:szCs w:val="18"/>
-              </w:rPr>
-              <w:t>неприбуткової</w:t>
-            </w:r>
-            <w:proofErr w:type="spellEnd"/>
-            <w:r>
-              <w:rPr>
-                <w:sz w:val="18"/>
-                <w:szCs w:val="18"/>
-              </w:rPr>
-              <w:t xml:space="preserve"> за </w:t>
-            </w:r>
-            <w:proofErr w:type="spellStart"/>
-            <w:r>
-              <w:rPr>
-                <w:sz w:val="18"/>
-                <w:szCs w:val="18"/>
-              </w:rPr>
-              <w:t>ознакою</w:t>
-            </w:r>
-            <w:proofErr w:type="spellEnd"/>
-          </w:p>
-          <w:p>
-            <w:pPr>
-              <w:rPr>
-                <w:b/>
-                <w:sz w:val="18"/>
-                <w:szCs w:val="18"/>
-                <w:lang w:val="uk-UA"/>
-              </w:rPr>
-            </w:pPr>
-            <w:r>
-              <w:rPr>
-                <w:sz w:val="18"/>
-                <w:szCs w:val="18"/>
-                <w:lang w:val="uk-UA"/>
-              </w:rPr>
-              <w:t xml:space="preserve">    </w:t>
-            </w:r>
-            <w:proofErr w:type="spellStart"/>
-            <w:r>
-              <w:rPr>
-                <w:sz w:val="18"/>
-                <w:szCs w:val="18"/>
-              </w:rPr>
-              <w:t>неприбутковості</w:t>
-            </w:r>
-            <w:proofErr w:type="spellEnd"/>
-            <w:r>
-              <w:rPr>
-                <w:sz w:val="18"/>
-                <w:szCs w:val="18"/>
+                <w:sz w:val="24"/>
+                <w:szCs w:val="24"/>
+                <w:lang w:eastAsia="ar-SA"/>
               </w:rPr>
               <w:t xml:space="preserve"> </w:t>
             </w:r>
             <w:r>
               <w:rPr>
+                <w:b/>
+                <w:bCs/>
                 <w:sz w:val="18"/>
                 <w:szCs w:val="18"/>
-                <w:lang w:val="uk-UA"/>
-              </w:rPr>
-              <w:t>0032</w:t>
+                <w:lang w:val="uk-UA" w:eastAsia="ar-SA"/>
+              </w:rPr>
+              <w:t>01030, м. Київ, вул. Б. Хмельницького 44, а/с 146</w:t>
             </w:r>
           </w:p>
           <w:p>
             <w:pPr>
-              <w:ind w:left="180"/>
+              <w:suppressAutoHyphens/>
+              <w:overflowPunct/>
+              <w:autoSpaceDE/>
+              <w:autoSpaceDN/>
+              <w:adjustRightInd/>
+              <w:ind w:left="207"/>
+              <w:textAlignment w:val="auto"/>
+              <w:rPr>
+                <w:sz w:val="24"/>
+                <w:szCs w:val="24"/>
+                <w:lang w:eastAsia="ar-SA"/>
+              </w:rPr>
+            </w:pPr>
+            <w:r>
               <w:rPr>
                 <w:sz w:val="18"/>
                 <w:szCs w:val="18"/>
-                <w:lang w:val="uk-UA"/>
+                <w:lang w:val="uk-UA" w:eastAsia="ar-SA"/>
+              </w:rPr>
+              <w:t>код ЄДРПОУ: 39939650;</w:t>
+            </w:r>
+          </w:p>
+          <w:p>
+            <w:pPr>
+              <w:suppressAutoHyphens/>
+              <w:overflowPunct/>
+              <w:autoSpaceDE/>
+              <w:autoSpaceDN/>
+              <w:adjustRightInd/>
+              <w:ind w:left="207"/>
+              <w:textAlignment w:val="auto"/>
+              <w:rPr>
+                <w:sz w:val="24"/>
+                <w:szCs w:val="24"/>
+                <w:lang w:eastAsia="ar-SA"/>
+              </w:rPr>
+            </w:pPr>
+            <w:r>
+              <w:rPr>
+                <w:sz w:val="18"/>
+                <w:szCs w:val="18"/>
+                <w:lang w:val="uk-UA" w:eastAsia="ar-SA"/>
+              </w:rPr>
+              <w:t>IBAN UA763218420000026002053021074</w:t>
+            </w:r>
+          </w:p>
+          <w:p>
+            <w:pPr>
+              <w:suppressAutoHyphens/>
+              <w:overflowPunct/>
+              <w:autoSpaceDE/>
+              <w:autoSpaceDN/>
+              <w:adjustRightInd/>
+              <w:ind w:left="207"/>
+              <w:textAlignment w:val="auto"/>
+              <w:rPr>
+                <w:sz w:val="24"/>
+                <w:szCs w:val="24"/>
+                <w:lang w:eastAsia="ar-SA"/>
+              </w:rPr>
+            </w:pPr>
+            <w:r>
+              <w:rPr>
+                <w:sz w:val="18"/>
+                <w:szCs w:val="18"/>
+                <w:lang w:val="uk-UA" w:eastAsia="ar-SA"/>
+              </w:rPr>
+              <w:t>в АТ КБ «Приватбанк»;</w:t>
+            </w:r>
+          </w:p>
+          <w:p>
+            <w:pPr>
+              <w:suppressAutoHyphens/>
+              <w:overflowPunct/>
+              <w:autoSpaceDE/>
+              <w:autoSpaceDN/>
+              <w:adjustRightInd/>
+              <w:ind w:left="207"/>
+              <w:textAlignment w:val="auto"/>
+              <w:rPr>
+                <w:sz w:val="24"/>
+                <w:szCs w:val="24"/>
+                <w:lang w:eastAsia="ar-SA"/>
+              </w:rPr>
+            </w:pPr>
+            <w:r>
+              <w:rPr>
+                <w:sz w:val="18"/>
+                <w:szCs w:val="18"/>
+                <w:lang w:val="uk-UA" w:eastAsia="ar-SA"/>
+              </w:rPr>
+              <w:t>МФО 321842</w:t>
+            </w:r>
+          </w:p>
+          <w:p>
+            <w:pPr>
+              <w:suppressAutoHyphens/>
+              <w:overflowPunct/>
+              <w:autoSpaceDE/>
+              <w:autoSpaceDN/>
+              <w:adjustRightInd/>
+              <w:textAlignment w:val="auto"/>
+              <w:rPr>
+                <w:sz w:val="24"/>
+                <w:szCs w:val="24"/>
+                <w:lang w:eastAsia="ar-SA"/>
+              </w:rPr>
+            </w:pPr>
+            <w:r>
+              <w:rPr>
+                <w:sz w:val="18"/>
+                <w:szCs w:val="18"/>
+                <w:lang w:val="uk-UA" w:eastAsia="ar-SA"/>
+              </w:rPr>
+              <w:t>     Організація має статус неприбуткової за ознакою</w:t>
+            </w:r>
+          </w:p>
+          <w:p>
+            <w:pPr>
+              <w:suppressAutoHyphens/>
+              <w:overflowPunct/>
+              <w:autoSpaceDE/>
+              <w:autoSpaceDN/>
+              <w:adjustRightInd/>
+              <w:textAlignment w:val="auto"/>
+              <w:rPr>
+                <w:sz w:val="24"/>
+                <w:szCs w:val="24"/>
+                <w:lang w:eastAsia="ar-SA"/>
+              </w:rPr>
+            </w:pPr>
+            <w:r>
+              <w:rPr>
+                <w:sz w:val="18"/>
+                <w:szCs w:val="18"/>
+                <w:lang w:val="uk-UA" w:eastAsia="ar-SA"/>
+              </w:rPr>
+              <w:t>     неприбутковості 0032</w:t>
+            </w:r>
+          </w:p>
+          <w:p>
+            <w:pPr>
+              <w:suppressAutoHyphens/>
+              <w:overflowPunct/>
+              <w:autoSpaceDE/>
+              <w:autoSpaceDN/>
+              <w:adjustRightInd/>
+              <w:ind w:left="207"/>
+              <w:textAlignment w:val="auto"/>
+              <w:rPr>
+                <w:sz w:val="24"/>
+                <w:szCs w:val="24"/>
+                <w:lang w:eastAsia="ar-SA"/>
               </w:rPr>
             </w:pPr>
             <w:hyperlink r:id="rId8" w:history="1">
               <w:r>
                 <w:rPr>
-                  <w:rStyle w:val="a7"/>
+                  <w:color w:val="0000FF"/>
                   <w:sz w:val="18"/>
                   <w:szCs w:val="18"/>
+                  <w:u w:val="single"/>
+                  <w:lang w:val="uk-UA" w:eastAsia="ar-SA"/>
                 </w:rPr>
-                <w:t>www.uacrr.org.ua</w:t>
+                <w:t>http://uacrr.org.ua</w:t>
               </w:r>
             </w:hyperlink>
+            <w:bookmarkEnd w:id="5"/>
+          </w:p>
+          <w:p>
+            <w:pPr>
+              <w:ind w:left="180"/>
+              <w:rPr>
+                <w:sz w:val="18"/>
+                <w:szCs w:val="18"/>
+                <w:lang w:val="uk-UA"/>
+              </w:rPr>
+            </w:pPr>
           </w:p>
           <w:p>
             <w:pPr>
@@ -9128,7 +9183,6 @@
                     <w:t>.           (</w:t>
                   </w:r>
                   <w:proofErr w:type="spellStart"/>
-                  <w:proofErr w:type="gramStart"/>
                   <w:r>
                     <w:rPr>
                       <w:sz w:val="18"/>
@@ -9144,16 +9198,7 @@
                       <w:szCs w:val="18"/>
                       <w:vertAlign w:val="superscript"/>
                     </w:rPr>
-                    <w:t xml:space="preserve">)   </w:t>
-                  </w:r>
-                  <w:proofErr w:type="gramEnd"/>
-                  <w:r>
-                    <w:rPr>
-                      <w:sz w:val="18"/>
-                      <w:szCs w:val="18"/>
-                      <w:vertAlign w:val="superscript"/>
-                    </w:rPr>
-                    <w:t xml:space="preserve">                </w:t>
+                    <w:t xml:space="preserve">)                   </w:t>
                   </w:r>
                 </w:p>
               </w:tc>
@@ -9867,6 +9912,7 @@
         <w:rPr>
           <w:sz w:val="22"/>
         </w:rPr>
+        <w:lastRenderedPageBreak/>
         <w:t>РОЗРАХУНКОВИЙ ЛИСТ № ________</w:t>
       </w:r>
     </w:p>
@@ -10001,6 +10047,7 @@
         <w:br w:type="column"/>
       </w:r>
       <w:r>
+        <w:lastRenderedPageBreak/>
         <w:t>м. ___________________________________________</w:t>
       </w:r>
     </w:p>
@@ -10138,7 +10185,6 @@
           <w:bCs/>
         </w:rPr>
       </w:pPr>
-      <w:proofErr w:type="gramStart"/>
       <w:r>
         <w:rPr>
           <w:bCs/>
@@ -10154,11 +10200,7 @@
         <w:t xml:space="preserve"> </w:t>
       </w:r>
       <w:r>
-        <w:t>321842</w:t>
-      </w:r>
-      <w:proofErr w:type="gramEnd"/>
-      <w:r>
-        <w:t xml:space="preserve">; </w:t>
+        <w:t xml:space="preserve">321842; </w:t>
       </w:r>
       <w:r>
         <w:t xml:space="preserve">код </w:t>
@@ -10208,15 +10250,7 @@
       </w:r>
       <w:proofErr w:type="spellEnd"/>
       <w:r>
-        <w:t xml:space="preserve"> з «__</w:t>
-      </w:r>
-      <w:proofErr w:type="gramStart"/>
-      <w:r>
-        <w:t>_»_</w:t>
-      </w:r>
-      <w:proofErr w:type="gramEnd"/>
-      <w:r>
-        <w:t>_____20__р. по «___»______ 20__ р.</w:t>
+        <w:t xml:space="preserve"> з «___»______20__р. по «___»______ 20__ р.</w:t>
       </w:r>
       <w:r>
         <w:br w:type="textWrapping" w:clear="all"/>
@@ -10912,7 +10946,7 @@
             <w:r>
               <w:rPr>
                 <w:noProof/>
-                <w:lang w:eastAsia="uk-UA"/>
+                <w:lang w:val="uk-UA" w:eastAsia="uk-UA"/>
               </w:rPr>
               <mc:AlternateContent>
                 <mc:Choice Requires="wps">
@@ -10955,7 +10989,7 @@
                                     <w:rPr>
                                       <w:sz w:val="24"/>
                                       <w:szCs w:val="24"/>
-                                      <w:lang w:val="ru-UA"/>
+                                      <w:lang w:val="aa-ET"/>
                                     </w:rPr>
                                   </w:pPr>
                                   <w:r>
@@ -11004,7 +11038,7 @@
                     </wp:anchor>
                   </w:drawing>
                 </mc:Choice>
-                <mc:Fallback>
+                <mc:Fallback xmlns:w16se="http://schemas.microsoft.com/office/word/2015/wordml/symex" xmlns:w16cid="http://schemas.microsoft.com/office/word/2016/wordml/cid" xmlns:am3d="http://schemas.microsoft.com/office/drawing/2017/model3d" xmlns:aink="http://schemas.microsoft.com/office/drawing/2016/ink" xmlns:cx8="http://schemas.microsoft.com/office/drawing/2016/5/14/chartex" xmlns:cx7="http://schemas.microsoft.com/office/drawing/2016/5/13/chartex" xmlns:cx6="http://schemas.microsoft.com/office/drawing/2016/5/12/chartex" xmlns:cx5="http://schemas.microsoft.com/office/drawing/2016/5/11/chartex" xmlns:cx4="http://schemas.microsoft.com/office/drawing/2016/5/10/chartex" xmlns:cx3="http://schemas.microsoft.com/office/drawing/2016/5/9/chartex" xmlns:cx2="http://schemas.microsoft.com/office/drawing/2015/10/21/chartex" xmlns:cx1="http://schemas.microsoft.com/office/drawing/2015/9/8/chartex" xmlns:cx="http://schemas.microsoft.com/office/drawing/2014/chartex">
                   <w:pict>
                     <v:shapetype id="_x0000_t202" coordsize="21600,21600" o:spt="202" path="m,l,21600r21600,l21600,xe">
                       <v:stroke joinstyle="miter"/>
@@ -12088,6 +12122,7 @@
       <w:r>
         <w:rPr>
           <w:noProof/>
+          <w:lang w:val="uk-UA" w:eastAsia="uk-UA"/>
         </w:rPr>
         <mc:AlternateContent>
           <mc:Choice Requires="wps">
@@ -12396,7 +12431,7 @@
               </wp:anchor>
             </w:drawing>
           </mc:Choice>
-          <mc:Fallback>
+          <mc:Fallback xmlns:w16se="http://schemas.microsoft.com/office/word/2015/wordml/symex" xmlns:w16cid="http://schemas.microsoft.com/office/word/2016/wordml/cid" xmlns:am3d="http://schemas.microsoft.com/office/drawing/2017/model3d" xmlns:aink="http://schemas.microsoft.com/office/drawing/2016/ink" xmlns:cx8="http://schemas.microsoft.com/office/drawing/2016/5/14/chartex" xmlns:cx7="http://schemas.microsoft.com/office/drawing/2016/5/13/chartex" xmlns:cx6="http://schemas.microsoft.com/office/drawing/2016/5/12/chartex" xmlns:cx5="http://schemas.microsoft.com/office/drawing/2016/5/11/chartex" xmlns:cx4="http://schemas.microsoft.com/office/drawing/2016/5/10/chartex" xmlns:cx3="http://schemas.microsoft.com/office/drawing/2016/5/9/chartex" xmlns:cx2="http://schemas.microsoft.com/office/drawing/2015/10/21/chartex" xmlns:cx1="http://schemas.microsoft.com/office/drawing/2015/9/8/chartex" xmlns:cx="http://schemas.microsoft.com/office/drawing/2014/chartex">
             <w:pict>
               <v:shape id="Text Box 6" o:spid="_x0000_s1027" type="#_x0000_t202" style="position:absolute;left:0;text-align:left;margin-left:54.6pt;margin-top:555pt;width:507.6pt;height:151.25pt;z-index:251658240;visibility:visible;mso-wrap-style:square;mso-width-percent:0;mso-height-percent:0;mso-wrap-distance-left:9pt;mso-wrap-distance-top:0;mso-wrap-distance-right:9pt;mso-wrap-distance-bottom:0;mso-position-horizontal:absolute;mso-position-horizontal-relative:page;mso-position-vertical:absolute;mso-position-vertical-relative:page;mso-width-percent:0;mso-height-percent:0;mso-width-relative:page;mso-height-relative:page;v-text-anchor:top" o:gfxdata="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" stroked="f">
                 <v:textbox>
@@ -12649,6 +12684,7 @@
       <w:r>
         <w:rPr>
           <w:noProof/>
+          <w:lang w:val="uk-UA" w:eastAsia="uk-UA"/>
         </w:rPr>
         <mc:AlternateContent>
           <mc:Choice Requires="wps">
@@ -12729,7 +12765,7 @@
               </wp:anchor>
             </w:drawing>
           </mc:Choice>
-          <mc:Fallback>
+          <mc:Fallback xmlns:w16se="http://schemas.microsoft.com/office/word/2015/wordml/symex" xmlns:w16cid="http://schemas.microsoft.com/office/word/2016/wordml/cid" xmlns:am3d="http://schemas.microsoft.com/office/drawing/2017/model3d" xmlns:aink="http://schemas.microsoft.com/office/drawing/2016/ink" xmlns:cx8="http://schemas.microsoft.com/office/drawing/2016/5/14/chartex" xmlns:cx7="http://schemas.microsoft.com/office/drawing/2016/5/13/chartex" xmlns:cx6="http://schemas.microsoft.com/office/drawing/2016/5/12/chartex" xmlns:cx5="http://schemas.microsoft.com/office/drawing/2016/5/11/chartex" xmlns:cx4="http://schemas.microsoft.com/office/drawing/2016/5/10/chartex" xmlns:cx3="http://schemas.microsoft.com/office/drawing/2016/5/9/chartex" xmlns:cx2="http://schemas.microsoft.com/office/drawing/2015/10/21/chartex" xmlns:cx1="http://schemas.microsoft.com/office/drawing/2015/9/8/chartex" xmlns:cx="http://schemas.microsoft.com/office/drawing/2014/chartex">
             <w:pict>
               <v:rect id="Rectangle 7" o:spid="_x0000_s1028" style="position:absolute;left:0;text-align:left;margin-left:61.9pt;margin-top:737.45pt;width:1in;height:29.15pt;z-index:251659264;visibility:visible;mso-wrap-style:square;mso-width-percent:0;mso-height-percent:0;mso-wrap-distance-left:9pt;mso-wrap-distance-top:0;mso-wrap-distance-right:9pt;mso-wrap-distance-bottom:0;mso-position-horizontal:absolute;mso-position-horizontal-relative:page;mso-position-vertical:absolute;mso-position-vertical-relative:page;mso-width-percent:0;mso-height-percent:0;mso-width-relative:page;mso-height-relative:page;v-text-anchor:top" o:gfxdata="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" stroked="f">
                 <v:textbox>
@@ -12892,8 +12928,9 @@
           <w:b/>
           <w:noProof/>
           <w:szCs w:val="24"/>
-          <w:lang w:val="ru-RU"/>
-        </w:rPr>
+          <w:lang w:eastAsia="uk-UA"/>
+        </w:rPr>
+        <w:lastRenderedPageBreak/>
         <mc:AlternateContent>
           <mc:Choice Requires="wps">
             <w:drawing>
@@ -12942,7 +12979,7 @@
                               <w:rPr>
                                 <w:sz w:val="24"/>
                                 <w:szCs w:val="24"/>
-                                <w:lang w:val="ru-UA"/>
+                                <w:lang w:val="aa-ET"/>
                               </w:rPr>
                             </w:pPr>
                             <w:r>
@@ -12991,7 +13028,7 @@
               </wp:anchor>
             </w:drawing>
           </mc:Choice>
-          <mc:Fallback>
+          <mc:Fallback xmlns:w16se="http://schemas.microsoft.com/office/word/2015/wordml/symex" xmlns:w16cid="http://schemas.microsoft.com/office/word/2016/wordml/cid" xmlns:am3d="http://schemas.microsoft.com/office/drawing/2017/model3d" xmlns:aink="http://schemas.microsoft.com/office/drawing/2016/ink" xmlns:cx8="http://schemas.microsoft.com/office/drawing/2016/5/14/chartex" xmlns:cx7="http://schemas.microsoft.com/office/drawing/2016/5/13/chartex" xmlns:cx6="http://schemas.microsoft.com/office/drawing/2016/5/12/chartex" xmlns:cx5="http://schemas.microsoft.com/office/drawing/2016/5/11/chartex" xmlns:cx4="http://schemas.microsoft.com/office/drawing/2016/5/10/chartex" xmlns:cx3="http://schemas.microsoft.com/office/drawing/2016/5/9/chartex" xmlns:cx2="http://schemas.microsoft.com/office/drawing/2015/10/21/chartex" xmlns:cx1="http://schemas.microsoft.com/office/drawing/2015/9/8/chartex" xmlns:cx="http://schemas.microsoft.com/office/drawing/2014/chartex">
             <w:pict>
               <v:shape id="WordArt 3" o:spid="_x0000_s1029" type="#_x0000_t202" style="position:absolute;left:0;text-align:left;margin-left:56.75pt;margin-top:3.2pt;width:408pt;height:600pt;z-index:251656192;visibility:visible;mso-wrap-style:square;mso-width-percent:0;mso-height-percent:0;mso-wrap-distance-left:9pt;mso-wrap-distance-top:0;mso-wrap-distance-right:9pt;mso-wrap-distance-bottom:0;mso-position-horizontal:absolute;mso-position-horizontal-relative:text;mso-position-vertical:absolute;mso-position-vertical-relative:text;mso-width-percent:0;mso-height-percent:0;mso-width-relative:page;mso-height-relative:page;v-text-anchor:top" o:gfxdata="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" filled="f" stroked="f">
                 <o:lock v:ext="edit" shapetype="t"/>
@@ -13328,6 +13365,7 @@
           <w:sz w:val="24"/>
           <w:szCs w:val="24"/>
         </w:rPr>
+        <w:lastRenderedPageBreak/>
         <w:t>(</w:t>
       </w:r>
       <w:r>
@@ -16298,6 +16336,7 @@
                 <w:noProof/>
                 <w:sz w:val="22"/>
                 <w:szCs w:val="22"/>
+                <w:lang w:val="uk-UA" w:eastAsia="uk-UA"/>
               </w:rPr>
               <mc:AlternateContent>
                 <mc:Choice Requires="wps">
@@ -16347,7 +16386,7 @@
                                     <w:rPr>
                                       <w:sz w:val="24"/>
                                       <w:szCs w:val="24"/>
-                                      <w:lang w:val="ru-UA"/>
+                                      <w:lang w:val="aa-ET"/>
                                     </w:rPr>
                                   </w:pPr>
                                   <w:r>
@@ -16396,7 +16435,7 @@
                     </wp:anchor>
                   </w:drawing>
                 </mc:Choice>
-                <mc:Fallback>
+                <mc:Fallback xmlns:w16se="http://schemas.microsoft.com/office/word/2015/wordml/symex" xmlns:w16cid="http://schemas.microsoft.com/office/word/2016/wordml/cid" xmlns:am3d="http://schemas.microsoft.com/office/drawing/2017/model3d" xmlns:aink="http://schemas.microsoft.com/office/drawing/2016/ink" xmlns:cx8="http://schemas.microsoft.com/office/drawing/2016/5/14/chartex" xmlns:cx7="http://schemas.microsoft.com/office/drawing/2016/5/13/chartex" xmlns:cx6="http://schemas.microsoft.com/office/drawing/2016/5/12/chartex" xmlns:cx5="http://schemas.microsoft.com/office/drawing/2016/5/11/chartex" xmlns:cx4="http://schemas.microsoft.com/office/drawing/2016/5/10/chartex" xmlns:cx3="http://schemas.microsoft.com/office/drawing/2016/5/9/chartex" xmlns:cx2="http://schemas.microsoft.com/office/drawing/2015/10/21/chartex" xmlns:cx1="http://schemas.microsoft.com/office/drawing/2015/9/8/chartex" xmlns:cx="http://schemas.microsoft.com/office/drawing/2014/chartex">
                   <w:pict>
                     <v:shape id="WordArt 4" o:spid="_x0000_s1030" type="#_x0000_t202" style="position:absolute;margin-left:57.95pt;margin-top:11.35pt;width:408pt;height:600pt;z-index:251657216;visibility:visible;mso-wrap-style:square;mso-width-percent:0;mso-height-percent:0;mso-wrap-distance-left:9pt;mso-wrap-distance-top:0;mso-wrap-distance-right:9pt;mso-wrap-distance-bottom:0;mso-position-horizontal:absolute;mso-position-horizontal-relative:text;mso-position-vertical:absolute;mso-position-vertical-relative:text;mso-width-percent:0;mso-height-percent:0;mso-width-relative:page;mso-height-relative:page;v-text-anchor:top" o:gfxdata="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" filled="f" stroked="f">
                       <o:lock v:ext="edit" shapetype="t"/>
@@ -21163,6 +21202,7 @@
           <w:noProof/>
           <w:sz w:val="18"/>
           <w:szCs w:val="18"/>
+          <w:lang w:val="uk-UA" w:eastAsia="uk-UA"/>
         </w:rPr>
         <mc:AlternateContent>
           <mc:Choice Requires="wps">
@@ -21245,7 +21285,7 @@
               </wp:anchor>
             </w:drawing>
           </mc:Choice>
-          <mc:Fallback>
+          <mc:Fallback xmlns:w16se="http://schemas.microsoft.com/office/word/2015/wordml/symex" xmlns:w16cid="http://schemas.microsoft.com/office/word/2016/wordml/cid" xmlns:am3d="http://schemas.microsoft.com/office/drawing/2017/model3d" xmlns:aink="http://schemas.microsoft.com/office/drawing/2016/ink" xmlns:cx8="http://schemas.microsoft.com/office/drawing/2016/5/14/chartex" xmlns:cx7="http://schemas.microsoft.com/office/drawing/2016/5/13/chartex" xmlns:cx6="http://schemas.microsoft.com/office/drawing/2016/5/12/chartex" xmlns:cx5="http://schemas.microsoft.com/office/drawing/2016/5/11/chartex" xmlns:cx4="http://schemas.microsoft.com/office/drawing/2016/5/10/chartex" xmlns:cx3="http://schemas.microsoft.com/office/drawing/2016/5/9/chartex" xmlns:cx2="http://schemas.microsoft.com/office/drawing/2015/10/21/chartex" xmlns:cx1="http://schemas.microsoft.com/office/drawing/2015/9/8/chartex" xmlns:cx="http://schemas.microsoft.com/office/drawing/2014/chartex">
             <w:pict>
               <v:rect id="Rectangle 2" o:spid="_x0000_s1031" style="position:absolute;margin-left:378pt;margin-top:6.25pt;width:81pt;height:18pt;z-index:251655168;visibility:visible;mso-wrap-style:square;mso-width-percent:0;mso-height-percent:0;mso-wrap-distance-left:9pt;mso-wrap-distance-top:0;mso-wrap-distance-right:9pt;mso-wrap-distance-bottom:0;mso-position-horizontal:absolute;mso-position-horizontal-relative:text;mso-position-vertical:absolute;mso-position-vertical-relative:text;mso-width-percent:0;mso-height-percent:0;mso-width-relative:page;mso-height-relative:page;v-text-anchor:top" o:gfxdata="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">
                 <v:stroke dashstyle="dashDot"/>
@@ -21290,7 +21330,7 @@
 </file>
 
 <file path=word/endnotes.xml><?xml version="1.0" encoding="utf-8"?>
-<w:endnotes xmlns:wpc="http://schemas.microsoft.com/office/word/2010/wordprocessingCanvas" xmlns:cx="http://schemas.microsoft.com/office/drawing/2014/chartex" xmlns:cx1="http://schemas.microsoft.com/office/drawing/2015/9/8/chartex" xmlns:cx2="http://schemas.microsoft.com/office/drawing/2015/10/21/chartex" xmlns:cx3="http://schemas.microsoft.com/office/drawing/2016/5/9/chartex" xmlns:cx4="http://schemas.microsoft.com/office/drawing/2016/5/10/chartex" xmlns:cx5="http://schemas.microsoft.com/office/drawing/2016/5/11/chartex" xmlns:cx6="http://schemas.microsoft.com/office/drawing/2016/5/12/chartex" xmlns:cx7="http://schemas.microsoft.com/office/drawing/2016/5/13/chartex" xmlns:cx8="http://schemas.microsoft.com/office/drawing/2016/5/14/chartex" xmlns:mc="http://schemas.openxmlformats.org/markup-compatibility/2006" xmlns:aink="http://schemas.microsoft.com/office/drawing/2016/ink" xmlns:am3d="http://schemas.microsoft.com/office/drawing/2017/model3d" xmlns:o="urn:schemas-microsoft-com:office:office" xmlns:r="http://schemas.openxmlformats.org/officeDocument/2006/relationships" xmlns:m="http://schemas.openxmlformats.org/officeDocument/2006/math" xmlns:v="urn:schemas-microsoft-com:vml" xmlns:wp14="http://schemas.microsoft.com/office/word/2010/wordprocessingDrawing" xmlns:wp="http://schemas.openxmlformats.org/drawingml/2006/wordprocessingDrawing" xmlns:w10="urn:schemas-microsoft-com:office:word" xmlns:w="http://schemas.openxmlformats.org/wordprocessingml/2006/main" xmlns:w14="http://schemas.microsoft.com/office/word/2010/wordml" xmlns:w15="http://schemas.microsoft.com/office/word/2012/wordml" xmlns:w16cid="http://schemas.microsoft.com/office/word/2016/wordml/cid" xmlns:w16se="http://schemas.microsoft.com/office/word/2015/wordml/symex" xmlns:wpg="http://schemas.microsoft.com/office/word/2010/wordprocessingGroup" xmlns:wpi="http://schemas.microsoft.com/office/word/2010/wordprocessingInk" xmlns:wne="http://schemas.microsoft.com/office/word/2006/wordml" xmlns:wps="http://schemas.microsoft.com/office/word/2010/wordprocessingShape" mc:Ignorable="w14 w15 w16se w16cid wp14">
+<w:endnotes xmlns:wpc="http://schemas.microsoft.com/office/word/2010/wordprocessingCanvas" xmlns:mc="http://schemas.openxmlformats.org/markup-compatibility/2006" xmlns:o="urn:schemas-microsoft-com:office:office" xmlns:r="http://schemas.openxmlformats.org/officeDocument/2006/relationships" xmlns:m="http://schemas.openxmlformats.org/officeDocument/2006/math" xmlns:v="urn:schemas-microsoft-com:vml" xmlns:wp14="http://schemas.microsoft.com/office/word/2010/wordprocessingDrawing" xmlns:wp="http://schemas.openxmlformats.org/drawingml/2006/wordprocessingDrawing" xmlns:w10="urn:schemas-microsoft-com:office:word" xmlns:w="http://schemas.openxmlformats.org/wordprocessingml/2006/main" xmlns:w14="http://schemas.microsoft.com/office/word/2010/wordml" xmlns:w15="http://schemas.microsoft.com/office/word/2012/wordml" xmlns:wpg="http://schemas.microsoft.com/office/word/2010/wordprocessingGroup" xmlns:wpi="http://schemas.microsoft.com/office/word/2010/wordprocessingInk" xmlns:wne="http://schemas.microsoft.com/office/word/2006/wordml" xmlns:wps="http://schemas.microsoft.com/office/word/2010/wordprocessingShape" mc:Ignorable="w14 w15 wp14">
   <w:endnote w:type="separator" w:id="-1">
     <w:p>
       <w:r>
@@ -21309,7 +21349,7 @@
 </file>
 
 <file path=word/footer1.xml><?xml version="1.0" encoding="utf-8"?>
-<w:ftr xmlns:wpc="http://schemas.microsoft.com/office/word/2010/wordprocessingCanvas" xmlns:cx="http://schemas.microsoft.com/office/drawing/2014/chartex" xmlns:cx1="http://schemas.microsoft.com/office/drawing/2015/9/8/chartex" xmlns:cx2="http://schemas.microsoft.com/office/drawing/2015/10/21/chartex" xmlns:cx3="http://schemas.microsoft.com/office/drawing/2016/5/9/chartex" xmlns:cx4="http://schemas.microsoft.com/office/drawing/2016/5/10/chartex" xmlns:cx5="http://schemas.microsoft.com/office/drawing/2016/5/11/chartex" xmlns:cx6="http://schemas.microsoft.com/office/drawing/2016/5/12/chartex" xmlns:cx7="http://schemas.microsoft.com/office/drawing/2016/5/13/chartex" xmlns:cx8="http://schemas.microsoft.com/office/drawing/2016/5/14/chartex" xmlns:mc="http://schemas.openxmlformats.org/markup-compatibility/2006" xmlns:aink="http://schemas.microsoft.com/office/drawing/2016/ink" xmlns:am3d="http://schemas.microsoft.com/office/drawing/2017/model3d" xmlns:o="urn:schemas-microsoft-com:office:office" xmlns:r="http://schemas.openxmlformats.org/officeDocument/2006/relationships" xmlns:m="http://schemas.openxmlformats.org/officeDocument/2006/math" xmlns:v="urn:schemas-microsoft-com:vml" xmlns:wp14="http://schemas.microsoft.com/office/word/2010/wordprocessingDrawing" xmlns:wp="http://schemas.openxmlformats.org/drawingml/2006/wordprocessingDrawing" xmlns:w10="urn:schemas-microsoft-com:office:word" xmlns:w="http://schemas.openxmlformats.org/wordprocessingml/2006/main" xmlns:w14="http://schemas.microsoft.com/office/word/2010/wordml" xmlns:w15="http://schemas.microsoft.com/office/word/2012/wordml" xmlns:w16cid="http://schemas.microsoft.com/office/word/2016/wordml/cid" xmlns:w16se="http://schemas.microsoft.com/office/word/2015/wordml/symex" xmlns:wpg="http://schemas.microsoft.com/office/word/2010/wordprocessingGroup" xmlns:wpi="http://schemas.microsoft.com/office/word/2010/wordprocessingInk" xmlns:wne="http://schemas.microsoft.com/office/word/2006/wordml" xmlns:wps="http://schemas.microsoft.com/office/word/2010/wordprocessingShape" mc:Ignorable="w14 w15 w16se w16cid wp14">
+<w:ftr xmlns:wpc="http://schemas.microsoft.com/office/word/2010/wordprocessingCanvas" xmlns:mc="http://schemas.openxmlformats.org/markup-compatibility/2006" xmlns:o="urn:schemas-microsoft-com:office:office" xmlns:r="http://schemas.openxmlformats.org/officeDocument/2006/relationships" xmlns:m="http://schemas.openxmlformats.org/officeDocument/2006/math" xmlns:v="urn:schemas-microsoft-com:vml" xmlns:wp14="http://schemas.microsoft.com/office/word/2010/wordprocessingDrawing" xmlns:wp="http://schemas.openxmlformats.org/drawingml/2006/wordprocessingDrawing" xmlns:w10="urn:schemas-microsoft-com:office:word" xmlns:w="http://schemas.openxmlformats.org/wordprocessingml/2006/main" xmlns:w14="http://schemas.microsoft.com/office/word/2010/wordml" xmlns:w15="http://schemas.microsoft.com/office/word/2012/wordml" xmlns:wpg="http://schemas.microsoft.com/office/word/2010/wordprocessingGroup" xmlns:wpi="http://schemas.microsoft.com/office/word/2010/wordprocessingInk" xmlns:wne="http://schemas.microsoft.com/office/word/2006/wordml" xmlns:wps="http://schemas.microsoft.com/office/word/2010/wordprocessingShape" mc:Ignorable="w14 w15 wp14">
   <w:p>
     <w:pPr>
       <w:pStyle w:val="a6"/>
@@ -21347,7 +21387,7 @@
 </file>
 
 <file path=word/footer2.xml><?xml version="1.0" encoding="utf-8"?>
-<w:ftr xmlns:wpc="http://schemas.microsoft.com/office/word/2010/wordprocessingCanvas" xmlns:cx="http://schemas.microsoft.com/office/drawing/2014/chartex" xmlns:cx1="http://schemas.microsoft.com/office/drawing/2015/9/8/chartex" xmlns:cx2="http://schemas.microsoft.com/office/drawing/2015/10/21/chartex" xmlns:cx3="http://schemas.microsoft.com/office/drawing/2016/5/9/chartex" xmlns:cx4="http://schemas.microsoft.com/office/drawing/2016/5/10/chartex" xmlns:cx5="http://schemas.microsoft.com/office/drawing/2016/5/11/chartex" xmlns:cx6="http://schemas.microsoft.com/office/drawing/2016/5/12/chartex" xmlns:cx7="http://schemas.microsoft.com/office/drawing/2016/5/13/chartex" xmlns:cx8="http://schemas.microsoft.com/office/drawing/2016/5/14/chartex" xmlns:mc="http://schemas.openxmlformats.org/markup-compatibility/2006" xmlns:aink="http://schemas.microsoft.com/office/drawing/2016/ink" xmlns:am3d="http://schemas.microsoft.com/office/drawing/2017/model3d" xmlns:o="urn:schemas-microsoft-com:office:office" xmlns:r="http://schemas.openxmlformats.org/officeDocument/2006/relationships" xmlns:m="http://schemas.openxmlformats.org/officeDocument/2006/math" xmlns:v="urn:schemas-microsoft-com:vml" xmlns:wp14="http://schemas.microsoft.com/office/word/2010/wordprocessingDrawing" xmlns:wp="http://schemas.openxmlformats.org/drawingml/2006/wordprocessingDrawing" xmlns:w10="urn:schemas-microsoft-com:office:word" xmlns:w="http://schemas.openxmlformats.org/wordprocessingml/2006/main" xmlns:w14="http://schemas.microsoft.com/office/word/2010/wordml" xmlns:w15="http://schemas.microsoft.com/office/word/2012/wordml" xmlns:w16cid="http://schemas.microsoft.com/office/word/2016/wordml/cid" xmlns:w16se="http://schemas.microsoft.com/office/word/2015/wordml/symex" xmlns:wpg="http://schemas.microsoft.com/office/word/2010/wordprocessingGroup" xmlns:wpi="http://schemas.microsoft.com/office/word/2010/wordprocessingInk" xmlns:wne="http://schemas.microsoft.com/office/word/2006/wordml" xmlns:wps="http://schemas.microsoft.com/office/word/2010/wordprocessingShape" mc:Ignorable="w14 w15 w16se w16cid wp14">
+<w:ftr xmlns:wpc="http://schemas.microsoft.com/office/word/2010/wordprocessingCanvas" xmlns:mc="http://schemas.openxmlformats.org/markup-compatibility/2006" xmlns:o="urn:schemas-microsoft-com:office:office" xmlns:r="http://schemas.openxmlformats.org/officeDocument/2006/relationships" xmlns:m="http://schemas.openxmlformats.org/officeDocument/2006/math" xmlns:v="urn:schemas-microsoft-com:vml" xmlns:wp14="http://schemas.microsoft.com/office/word/2010/wordprocessingDrawing" xmlns:wp="http://schemas.openxmlformats.org/drawingml/2006/wordprocessingDrawing" xmlns:w10="urn:schemas-microsoft-com:office:word" xmlns:w="http://schemas.openxmlformats.org/wordprocessingml/2006/main" xmlns:w14="http://schemas.microsoft.com/office/word/2010/wordml" xmlns:w15="http://schemas.microsoft.com/office/word/2012/wordml" xmlns:wpg="http://schemas.microsoft.com/office/word/2010/wordprocessingGroup" xmlns:wpi="http://schemas.microsoft.com/office/word/2010/wordprocessingInk" xmlns:wne="http://schemas.microsoft.com/office/word/2006/wordml" xmlns:wps="http://schemas.microsoft.com/office/word/2010/wordprocessingShape" mc:Ignorable="w14 w15 wp14">
   <w:p>
     <w:pPr>
       <w:pStyle w:val="a6"/>
@@ -21389,7 +21429,7 @@
         <w:sz w:val="18"/>
         <w:szCs w:val="18"/>
       </w:rPr>
-      <w:t>6</w:t>
+      <w:t>7</w:t>
     </w:r>
     <w:r>
       <w:rPr>
@@ -21652,7 +21692,7 @@
 </file>
 
 <file path=word/footer3.xml><?xml version="1.0" encoding="utf-8"?>
-<w:ftr xmlns:wpc="http://schemas.microsoft.com/office/word/2010/wordprocessingCanvas" xmlns:cx="http://schemas.microsoft.com/office/drawing/2014/chartex" xmlns:cx1="http://schemas.microsoft.com/office/drawing/2015/9/8/chartex" xmlns:cx2="http://schemas.microsoft.com/office/drawing/2015/10/21/chartex" xmlns:cx3="http://schemas.microsoft.com/office/drawing/2016/5/9/chartex" xmlns:cx4="http://schemas.microsoft.com/office/drawing/2016/5/10/chartex" xmlns:cx5="http://schemas.microsoft.com/office/drawing/2016/5/11/chartex" xmlns:cx6="http://schemas.microsoft.com/office/drawing/2016/5/12/chartex" xmlns:cx7="http://schemas.microsoft.com/office/drawing/2016/5/13/chartex" xmlns:cx8="http://schemas.microsoft.com/office/drawing/2016/5/14/chartex" xmlns:mc="http://schemas.openxmlformats.org/markup-compatibility/2006" xmlns:aink="http://schemas.microsoft.com/office/drawing/2016/ink" xmlns:am3d="http://schemas.microsoft.com/office/drawing/2017/model3d" xmlns:o="urn:schemas-microsoft-com:office:office" xmlns:r="http://schemas.openxmlformats.org/officeDocument/2006/relationships" xmlns:m="http://schemas.openxmlformats.org/officeDocument/2006/math" xmlns:v="urn:schemas-microsoft-com:vml" xmlns:wp14="http://schemas.microsoft.com/office/word/2010/wordprocessingDrawing" xmlns:wp="http://schemas.openxmlformats.org/drawingml/2006/wordprocessingDrawing" xmlns:w10="urn:schemas-microsoft-com:office:word" xmlns:w="http://schemas.openxmlformats.org/wordprocessingml/2006/main" xmlns:w14="http://schemas.microsoft.com/office/word/2010/wordml" xmlns:w15="http://schemas.microsoft.com/office/word/2012/wordml" xmlns:w16cid="http://schemas.microsoft.com/office/word/2016/wordml/cid" xmlns:w16se="http://schemas.microsoft.com/office/word/2015/wordml/symex" xmlns:wpg="http://schemas.microsoft.com/office/word/2010/wordprocessingGroup" xmlns:wpi="http://schemas.microsoft.com/office/word/2010/wordprocessingInk" xmlns:wne="http://schemas.microsoft.com/office/word/2006/wordml" xmlns:wps="http://schemas.microsoft.com/office/word/2010/wordprocessingShape" mc:Ignorable="w14 w15 w16se w16cid wp14">
+<w:ftr xmlns:wpc="http://schemas.microsoft.com/office/word/2010/wordprocessingCanvas" xmlns:mc="http://schemas.openxmlformats.org/markup-compatibility/2006" xmlns:o="urn:schemas-microsoft-com:office:office" xmlns:r="http://schemas.openxmlformats.org/officeDocument/2006/relationships" xmlns:m="http://schemas.openxmlformats.org/officeDocument/2006/math" xmlns:v="urn:schemas-microsoft-com:vml" xmlns:wp14="http://schemas.microsoft.com/office/word/2010/wordprocessingDrawing" xmlns:wp="http://schemas.openxmlformats.org/drawingml/2006/wordprocessingDrawing" xmlns:w10="urn:schemas-microsoft-com:office:word" xmlns:w="http://schemas.openxmlformats.org/wordprocessingml/2006/main" xmlns:w14="http://schemas.microsoft.com/office/word/2010/wordml" xmlns:w15="http://schemas.microsoft.com/office/word/2012/wordml" xmlns:wpg="http://schemas.microsoft.com/office/word/2010/wordprocessingGroup" xmlns:wpi="http://schemas.microsoft.com/office/word/2010/wordprocessingInk" xmlns:wne="http://schemas.microsoft.com/office/word/2006/wordml" xmlns:wps="http://schemas.microsoft.com/office/word/2010/wordprocessingShape" mc:Ignorable="w14 w15 wp14">
   <w:p>
     <w:pPr>
       <w:pStyle w:val="a6"/>
@@ -21689,7 +21729,7 @@
 </file>
 
 <file path=word/footer4.xml><?xml version="1.0" encoding="utf-8"?>
-<w:ftr xmlns:wpc="http://schemas.microsoft.com/office/word/2010/wordprocessingCanvas" xmlns:cx="http://schemas.microsoft.com/office/drawing/2014/chartex" xmlns:cx1="http://schemas.microsoft.com/office/drawing/2015/9/8/chartex" xmlns:cx2="http://schemas.microsoft.com/office/drawing/2015/10/21/chartex" xmlns:cx3="http://schemas.microsoft.com/office/drawing/2016/5/9/chartex" xmlns:cx4="http://schemas.microsoft.com/office/drawing/2016/5/10/chartex" xmlns:cx5="http://schemas.microsoft.com/office/drawing/2016/5/11/chartex" xmlns:cx6="http://schemas.microsoft.com/office/drawing/2016/5/12/chartex" xmlns:cx7="http://schemas.microsoft.com/office/drawing/2016/5/13/chartex" xmlns:cx8="http://schemas.microsoft.com/office/drawing/2016/5/14/chartex" xmlns:mc="http://schemas.openxmlformats.org/markup-compatibility/2006" xmlns:aink="http://schemas.microsoft.com/office/drawing/2016/ink" xmlns:am3d="http://schemas.microsoft.com/office/drawing/2017/model3d" xmlns:o="urn:schemas-microsoft-com:office:office" xmlns:r="http://schemas.openxmlformats.org/officeDocument/2006/relationships" xmlns:m="http://schemas.openxmlformats.org/officeDocument/2006/math" xmlns:v="urn:schemas-microsoft-com:vml" xmlns:wp14="http://schemas.microsoft.com/office/word/2010/wordprocessingDrawing" xmlns:wp="http://schemas.openxmlformats.org/drawingml/2006/wordprocessingDrawing" xmlns:w10="urn:schemas-microsoft-com:office:word" xmlns:w="http://schemas.openxmlformats.org/wordprocessingml/2006/main" xmlns:w14="http://schemas.microsoft.com/office/word/2010/wordml" xmlns:w15="http://schemas.microsoft.com/office/word/2012/wordml" xmlns:w16cid="http://schemas.microsoft.com/office/word/2016/wordml/cid" xmlns:w16se="http://schemas.microsoft.com/office/word/2015/wordml/symex" xmlns:wpg="http://schemas.microsoft.com/office/word/2010/wordprocessingGroup" xmlns:wpi="http://schemas.microsoft.com/office/word/2010/wordprocessingInk" xmlns:wne="http://schemas.microsoft.com/office/word/2006/wordml" xmlns:wps="http://schemas.microsoft.com/office/word/2010/wordprocessingShape" mc:Ignorable="w14 w15 w16se w16cid wp14">
+<w:ftr xmlns:wpc="http://schemas.microsoft.com/office/word/2010/wordprocessingCanvas" xmlns:mc="http://schemas.openxmlformats.org/markup-compatibility/2006" xmlns:o="urn:schemas-microsoft-com:office:office" xmlns:r="http://schemas.openxmlformats.org/officeDocument/2006/relationships" xmlns:m="http://schemas.openxmlformats.org/officeDocument/2006/math" xmlns:v="urn:schemas-microsoft-com:vml" xmlns:wp14="http://schemas.microsoft.com/office/word/2010/wordprocessingDrawing" xmlns:wp="http://schemas.openxmlformats.org/drawingml/2006/wordprocessingDrawing" xmlns:w10="urn:schemas-microsoft-com:office:word" xmlns:w="http://schemas.openxmlformats.org/wordprocessingml/2006/main" xmlns:w14="http://schemas.microsoft.com/office/word/2010/wordml" xmlns:w15="http://schemas.microsoft.com/office/word/2012/wordml" xmlns:wpg="http://schemas.microsoft.com/office/word/2010/wordprocessingGroup" xmlns:wpi="http://schemas.microsoft.com/office/word/2010/wordprocessingInk" xmlns:wne="http://schemas.microsoft.com/office/word/2006/wordml" xmlns:wps="http://schemas.microsoft.com/office/word/2010/wordprocessingShape" mc:Ignorable="w14 w15 wp14">
   <w:p>
     <w:pPr>
       <w:pStyle w:val="a6"/>
@@ -21859,7 +21899,7 @@
 </file>
 
 <file path=word/footnotes.xml><?xml version="1.0" encoding="utf-8"?>
-<w:footnotes xmlns:wpc="http://schemas.microsoft.com/office/word/2010/wordprocessingCanvas" xmlns:cx="http://schemas.microsoft.com/office/drawing/2014/chartex" xmlns:cx1="http://schemas.microsoft.com/office/drawing/2015/9/8/chartex" xmlns:cx2="http://schemas.microsoft.com/office/drawing/2015/10/21/chartex" xmlns:cx3="http://schemas.microsoft.com/office/drawing/2016/5/9/chartex" xmlns:cx4="http://schemas.microsoft.com/office/drawing/2016/5/10/chartex" xmlns:cx5="http://schemas.microsoft.com/office/drawing/2016/5/11/chartex" xmlns:cx6="http://schemas.microsoft.com/office/drawing/2016/5/12/chartex" xmlns:cx7="http://schemas.microsoft.com/office/drawing/2016/5/13/chartex" xmlns:cx8="http://schemas.microsoft.com/office/drawing/2016/5/14/chartex" xmlns:mc="http://schemas.openxmlformats.org/markup-compatibility/2006" xmlns:aink="http://schemas.microsoft.com/office/drawing/2016/ink" xmlns:am3d="http://schemas.microsoft.com/office/drawing/2017/model3d" xmlns:o="urn:schemas-microsoft-com:office:office" xmlns:r="http://schemas.openxmlformats.org/officeDocument/2006/relationships" xmlns:m="http://schemas.openxmlformats.org/officeDocument/2006/math" xmlns:v="urn:schemas-microsoft-com:vml" xmlns:wp14="http://schemas.microsoft.com/office/word/2010/wordprocessingDrawing" xmlns:wp="http://schemas.openxmlformats.org/drawingml/2006/wordprocessingDrawing" xmlns:w10="urn:schemas-microsoft-com:office:word" xmlns:w="http://schemas.openxmlformats.org/wordprocessingml/2006/main" xmlns:w14="http://schemas.microsoft.com/office/word/2010/wordml" xmlns:w15="http://schemas.microsoft.com/office/word/2012/wordml" xmlns:w16cid="http://schemas.microsoft.com/office/word/2016/wordml/cid" xmlns:w16se="http://schemas.microsoft.com/office/word/2015/wordml/symex" xmlns:wpg="http://schemas.microsoft.com/office/word/2010/wordprocessingGroup" xmlns:wpi="http://schemas.microsoft.com/office/word/2010/wordprocessingInk" xmlns:wne="http://schemas.microsoft.com/office/word/2006/wordml" xmlns:wps="http://schemas.microsoft.com/office/word/2010/wordprocessingShape" mc:Ignorable="w14 w15 w16se w16cid wp14">
+<w:footnotes xmlns:wpc="http://schemas.microsoft.com/office/word/2010/wordprocessingCanvas" xmlns:mc="http://schemas.openxmlformats.org/markup-compatibility/2006" xmlns:o="urn:schemas-microsoft-com:office:office" xmlns:r="http://schemas.openxmlformats.org/officeDocument/2006/relationships" xmlns:m="http://schemas.openxmlformats.org/officeDocument/2006/math" xmlns:v="urn:schemas-microsoft-com:vml" xmlns:wp14="http://schemas.microsoft.com/office/word/2010/wordprocessingDrawing" xmlns:wp="http://schemas.openxmlformats.org/drawingml/2006/wordprocessingDrawing" xmlns:w10="urn:schemas-microsoft-com:office:word" xmlns:w="http://schemas.openxmlformats.org/wordprocessingml/2006/main" xmlns:w14="http://schemas.microsoft.com/office/word/2010/wordml" xmlns:w15="http://schemas.microsoft.com/office/word/2012/wordml" xmlns:wpg="http://schemas.microsoft.com/office/word/2010/wordprocessingGroup" xmlns:wpi="http://schemas.microsoft.com/office/word/2010/wordprocessingInk" xmlns:wne="http://schemas.microsoft.com/office/word/2006/wordml" xmlns:wps="http://schemas.microsoft.com/office/word/2010/wordprocessingShape" mc:Ignorable="w14 w15 wp14">
   <w:footnote w:type="separator" w:id="-1">
     <w:p>
       <w:r>
@@ -21878,7 +21918,7 @@
 </file>
 
 <file path=word/header1.xml><?xml version="1.0" encoding="utf-8"?>
-<w:hdr xmlns:wpc="http://schemas.microsoft.com/office/word/2010/wordprocessingCanvas" xmlns:cx="http://schemas.microsoft.com/office/drawing/2014/chartex" xmlns:cx1="http://schemas.microsoft.com/office/drawing/2015/9/8/chartex" xmlns:cx2="http://schemas.microsoft.com/office/drawing/2015/10/21/chartex" xmlns:cx3="http://schemas.microsoft.com/office/drawing/2016/5/9/chartex" xmlns:cx4="http://schemas.microsoft.com/office/drawing/2016/5/10/chartex" xmlns:cx5="http://schemas.microsoft.com/office/drawing/2016/5/11/chartex" xmlns:cx6="http://schemas.microsoft.com/office/drawing/2016/5/12/chartex" xmlns:cx7="http://schemas.microsoft.com/office/drawing/2016/5/13/chartex" xmlns:cx8="http://schemas.microsoft.com/office/drawing/2016/5/14/chartex" xmlns:mc="http://schemas.openxmlformats.org/markup-compatibility/2006" xmlns:aink="http://schemas.microsoft.com/office/drawing/2016/ink" xmlns:am3d="http://schemas.microsoft.com/office/drawing/2017/model3d" xmlns:o="urn:schemas-microsoft-com:office:office" xmlns:r="http://schemas.openxmlformats.org/officeDocument/2006/relationships" xmlns:m="http://schemas.openxmlformats.org/officeDocument/2006/math" xmlns:v="urn:schemas-microsoft-com:vml" xmlns:wp14="http://schemas.microsoft.com/office/word/2010/wordprocessingDrawing" xmlns:wp="http://schemas.openxmlformats.org/drawingml/2006/wordprocessingDrawing" xmlns:w10="urn:schemas-microsoft-com:office:word" xmlns:w="http://schemas.openxmlformats.org/wordprocessingml/2006/main" xmlns:w14="http://schemas.microsoft.com/office/word/2010/wordml" xmlns:w15="http://schemas.microsoft.com/office/word/2012/wordml" xmlns:w16cid="http://schemas.microsoft.com/office/word/2016/wordml/cid" xmlns:w16se="http://schemas.microsoft.com/office/word/2015/wordml/symex" xmlns:wpg="http://schemas.microsoft.com/office/word/2010/wordprocessingGroup" xmlns:wpi="http://schemas.microsoft.com/office/word/2010/wordprocessingInk" xmlns:wne="http://schemas.microsoft.com/office/word/2006/wordml" xmlns:wps="http://schemas.microsoft.com/office/word/2010/wordprocessingShape" mc:Ignorable="w14 w15 w16se w16cid wp14">
+<w:hdr xmlns:wpc="http://schemas.microsoft.com/office/word/2010/wordprocessingCanvas" xmlns:mc="http://schemas.openxmlformats.org/markup-compatibility/2006" xmlns:o="urn:schemas-microsoft-com:office:office" xmlns:r="http://schemas.openxmlformats.org/officeDocument/2006/relationships" xmlns:m="http://schemas.openxmlformats.org/officeDocument/2006/math" xmlns:v="urn:schemas-microsoft-com:vml" xmlns:wp14="http://schemas.microsoft.com/office/word/2010/wordprocessingDrawing" xmlns:wp="http://schemas.openxmlformats.org/drawingml/2006/wordprocessingDrawing" xmlns:w10="urn:schemas-microsoft-com:office:word" xmlns:w="http://schemas.openxmlformats.org/wordprocessingml/2006/main" xmlns:w14="http://schemas.microsoft.com/office/word/2010/wordml" xmlns:w15="http://schemas.microsoft.com/office/word/2012/wordml" xmlns:wpg="http://schemas.microsoft.com/office/word/2010/wordprocessingGroup" xmlns:wpi="http://schemas.microsoft.com/office/word/2010/wordprocessingInk" xmlns:wne="http://schemas.microsoft.com/office/word/2006/wordml" xmlns:wps="http://schemas.microsoft.com/office/word/2010/wordprocessingShape" mc:Ignorable="w14 w15 wp14">
   <w:p>
     <w:pPr>
       <w:pStyle w:val="a5"/>
@@ -21911,7 +21951,6 @@
       <w:t xml:space="preserve"> </w:t>
     </w:r>
     <w:proofErr w:type="spellStart"/>
-    <w:proofErr w:type="gramStart"/>
     <w:r>
       <w:rPr>
         <w:b/>
@@ -21939,18 +21978,7 @@
         <w:szCs w:val="16"/>
         <w:lang w:val="uk-UA"/>
       </w:rPr>
-      <w:t xml:space="preserve"> “</w:t>
-    </w:r>
-    <w:proofErr w:type="gramEnd"/>
-    <w:r>
-      <w:rPr>
-        <w:b/>
-        <w:bCs/>
-        <w:sz w:val="16"/>
-        <w:szCs w:val="16"/>
-        <w:lang w:val="uk-UA"/>
-      </w:rPr>
-      <w:t xml:space="preserve">Українська агенція </w:t>
+      <w:t xml:space="preserve"> “Українська агенція </w:t>
     </w:r>
     <w:r>
       <w:rPr>
@@ -21977,7 +22005,7 @@
 </file>
 
 <file path=word/header2.xml><?xml version="1.0" encoding="utf-8"?>
-<w:hdr xmlns:wpc="http://schemas.microsoft.com/office/word/2010/wordprocessingCanvas" xmlns:cx="http://schemas.microsoft.com/office/drawing/2014/chartex" xmlns:cx1="http://schemas.microsoft.com/office/drawing/2015/9/8/chartex" xmlns:cx2="http://schemas.microsoft.com/office/drawing/2015/10/21/chartex" xmlns:cx3="http://schemas.microsoft.com/office/drawing/2016/5/9/chartex" xmlns:cx4="http://schemas.microsoft.com/office/drawing/2016/5/10/chartex" xmlns:cx5="http://schemas.microsoft.com/office/drawing/2016/5/11/chartex" xmlns:cx6="http://schemas.microsoft.com/office/drawing/2016/5/12/chartex" xmlns:cx7="http://schemas.microsoft.com/office/drawing/2016/5/13/chartex" xmlns:cx8="http://schemas.microsoft.com/office/drawing/2016/5/14/chartex" xmlns:mc="http://schemas.openxmlformats.org/markup-compatibility/2006" xmlns:aink="http://schemas.microsoft.com/office/drawing/2016/ink" xmlns:am3d="http://schemas.microsoft.com/office/drawing/2017/model3d" xmlns:o="urn:schemas-microsoft-com:office:office" xmlns:r="http://schemas.openxmlformats.org/officeDocument/2006/relationships" xmlns:m="http://schemas.openxmlformats.org/officeDocument/2006/math" xmlns:v="urn:schemas-microsoft-com:vml" xmlns:wp14="http://schemas.microsoft.com/office/word/2010/wordprocessingDrawing" xmlns:wp="http://schemas.openxmlformats.org/drawingml/2006/wordprocessingDrawing" xmlns:w10="urn:schemas-microsoft-com:office:word" xmlns:w="http://schemas.openxmlformats.org/wordprocessingml/2006/main" xmlns:w14="http://schemas.microsoft.com/office/word/2010/wordml" xmlns:w15="http://schemas.microsoft.com/office/word/2012/wordml" xmlns:w16cid="http://schemas.microsoft.com/office/word/2016/wordml/cid" xmlns:w16se="http://schemas.microsoft.com/office/word/2015/wordml/symex" xmlns:wpg="http://schemas.microsoft.com/office/word/2010/wordprocessingGroup" xmlns:wpi="http://schemas.microsoft.com/office/word/2010/wordprocessingInk" xmlns:wne="http://schemas.microsoft.com/office/word/2006/wordml" xmlns:wps="http://schemas.microsoft.com/office/word/2010/wordprocessingShape" mc:Ignorable="w14 w15 w16se w16cid wp14">
+<w:hdr xmlns:wpc="http://schemas.microsoft.com/office/word/2010/wordprocessingCanvas" xmlns:mc="http://schemas.openxmlformats.org/markup-compatibility/2006" xmlns:o="urn:schemas-microsoft-com:office:office" xmlns:r="http://schemas.openxmlformats.org/officeDocument/2006/relationships" xmlns:m="http://schemas.openxmlformats.org/officeDocument/2006/math" xmlns:v="urn:schemas-microsoft-com:vml" xmlns:wp14="http://schemas.microsoft.com/office/word/2010/wordprocessingDrawing" xmlns:wp="http://schemas.openxmlformats.org/drawingml/2006/wordprocessingDrawing" xmlns:w10="urn:schemas-microsoft-com:office:word" xmlns:w="http://schemas.openxmlformats.org/wordprocessingml/2006/main" xmlns:w14="http://schemas.microsoft.com/office/word/2010/wordml" xmlns:w15="http://schemas.microsoft.com/office/word/2012/wordml" xmlns:wpg="http://schemas.microsoft.com/office/word/2010/wordprocessingGroup" xmlns:wpi="http://schemas.microsoft.com/office/word/2010/wordprocessingInk" xmlns:wne="http://schemas.microsoft.com/office/word/2006/wordml" xmlns:wps="http://schemas.microsoft.com/office/word/2010/wordprocessingShape" mc:Ignorable="w14 w15 wp14">
   <w:p>
     <w:pPr>
       <w:pStyle w:val="a5"/>
@@ -22086,7 +22114,7 @@
 </file>
 
 <file path=word/header3.xml><?xml version="1.0" encoding="utf-8"?>
-<w:hdr xmlns:wpc="http://schemas.microsoft.com/office/word/2010/wordprocessingCanvas" xmlns:cx="http://schemas.microsoft.com/office/drawing/2014/chartex" xmlns:cx1="http://schemas.microsoft.com/office/drawing/2015/9/8/chartex" xmlns:cx2="http://schemas.microsoft.com/office/drawing/2015/10/21/chartex" xmlns:cx3="http://schemas.microsoft.com/office/drawing/2016/5/9/chartex" xmlns:cx4="http://schemas.microsoft.com/office/drawing/2016/5/10/chartex" xmlns:cx5="http://schemas.microsoft.com/office/drawing/2016/5/11/chartex" xmlns:cx6="http://schemas.microsoft.com/office/drawing/2016/5/12/chartex" xmlns:cx7="http://schemas.microsoft.com/office/drawing/2016/5/13/chartex" xmlns:cx8="http://schemas.microsoft.com/office/drawing/2016/5/14/chartex" xmlns:mc="http://schemas.openxmlformats.org/markup-compatibility/2006" xmlns:aink="http://schemas.microsoft.com/office/drawing/2016/ink" xmlns:am3d="http://schemas.microsoft.com/office/drawing/2017/model3d" xmlns:o="urn:schemas-microsoft-com:office:office" xmlns:r="http://schemas.openxmlformats.org/officeDocument/2006/relationships" xmlns:m="http://schemas.openxmlformats.org/officeDocument/2006/math" xmlns:v="urn:schemas-microsoft-com:vml" xmlns:wp14="http://schemas.microsoft.com/office/word/2010/wordprocessingDrawing" xmlns:wp="http://schemas.openxmlformats.org/drawingml/2006/wordprocessingDrawing" xmlns:w10="urn:schemas-microsoft-com:office:word" xmlns:w="http://schemas.openxmlformats.org/wordprocessingml/2006/main" xmlns:w14="http://schemas.microsoft.com/office/word/2010/wordml" xmlns:w15="http://schemas.microsoft.com/office/word/2012/wordml" xmlns:w16cid="http://schemas.microsoft.com/office/word/2016/wordml/cid" xmlns:w16se="http://schemas.microsoft.com/office/word/2015/wordml/symex" xmlns:wpg="http://schemas.microsoft.com/office/word/2010/wordprocessingGroup" xmlns:wpi="http://schemas.microsoft.com/office/word/2010/wordprocessingInk" xmlns:wne="http://schemas.microsoft.com/office/word/2006/wordml" xmlns:wps="http://schemas.microsoft.com/office/word/2010/wordprocessingShape" mc:Ignorable="w14 w15 w16se w16cid wp14">
+<w:hdr xmlns:wpc="http://schemas.microsoft.com/office/word/2010/wordprocessingCanvas" xmlns:mc="http://schemas.openxmlformats.org/markup-compatibility/2006" xmlns:o="urn:schemas-microsoft-com:office:office" xmlns:r="http://schemas.openxmlformats.org/officeDocument/2006/relationships" xmlns:m="http://schemas.openxmlformats.org/officeDocument/2006/math" xmlns:v="urn:schemas-microsoft-com:vml" xmlns:wp14="http://schemas.microsoft.com/office/word/2010/wordprocessingDrawing" xmlns:wp="http://schemas.openxmlformats.org/drawingml/2006/wordprocessingDrawing" xmlns:w10="urn:schemas-microsoft-com:office:word" xmlns:w="http://schemas.openxmlformats.org/wordprocessingml/2006/main" xmlns:w14="http://schemas.microsoft.com/office/word/2010/wordml" xmlns:w15="http://schemas.microsoft.com/office/word/2012/wordml" xmlns:wpg="http://schemas.microsoft.com/office/word/2010/wordprocessingGroup" xmlns:wpi="http://schemas.microsoft.com/office/word/2010/wordprocessingInk" xmlns:wne="http://schemas.microsoft.com/office/word/2006/wordml" xmlns:wps="http://schemas.microsoft.com/office/word/2010/wordprocessingShape" mc:Ignorable="w14 w15 wp14">
   <w:p>
     <w:pPr>
       <w:pStyle w:val="a5"/>
@@ -22117,17 +22145,17 @@
 </file>
 
 <file path=word/styles.xml><?xml version="1.0" encoding="utf-8"?>
-<w:styles xmlns:mc="http://schemas.openxmlformats.org/markup-compatibility/2006" xmlns:r="http://schemas.openxmlformats.org/officeDocument/2006/relationships" xmlns:w="http://schemas.openxmlformats.org/wordprocessingml/2006/main" xmlns:w14="http://schemas.microsoft.com/office/word/2010/wordml" xmlns:w15="http://schemas.microsoft.com/office/word/2012/wordml" xmlns:w16cid="http://schemas.microsoft.com/office/word/2016/wordml/cid" xmlns:w16se="http://schemas.microsoft.com/office/word/2015/wordml/symex" mc:Ignorable="w14 w15 w16se w16cid">
+<w:styles xmlns:mc="http://schemas.openxmlformats.org/markup-compatibility/2006" xmlns:r="http://schemas.openxmlformats.org/officeDocument/2006/relationships" xmlns:w="http://schemas.openxmlformats.org/wordprocessingml/2006/main" xmlns:w14="http://schemas.microsoft.com/office/word/2010/wordml" xmlns:w15="http://schemas.microsoft.com/office/word/2012/wordml" mc:Ignorable="w14 w15">
   <w:docDefaults>
     <w:rPrDefault>
       <w:rPr>
         <w:rFonts w:ascii="Times New Roman" w:eastAsia="Times New Roman" w:hAnsi="Times New Roman" w:cs="Times New Roman"/>
-        <w:lang w:val="ru-UA" w:eastAsia="ru-UA" w:bidi="ar-SA"/>
+        <w:lang w:val="aa-ET" w:eastAsia="aa-ET" w:bidi="ar-SA"/>
       </w:rPr>
     </w:rPrDefault>
     <w:pPrDefault/>
   </w:docDefaults>
-  <w:latentStyles w:defLockedState="0" w:defUIPriority="99" w:defSemiHidden="0" w:defUnhideWhenUsed="0" w:defQFormat="0" w:count="375">
+  <w:latentStyles w:defLockedState="0" w:defUIPriority="99" w:defSemiHidden="0" w:defUnhideWhenUsed="0" w:defQFormat="0" w:count="371">
     <w:lsdException w:name="Normal" w:uiPriority="0" w:qFormat="1"/>
     <w:lsdException w:name="heading 1" w:uiPriority="9" w:qFormat="1"/>
     <w:lsdException w:name="heading 2" w:uiPriority="9" w:qFormat="1"/>
@@ -22499,10 +22527,6 @@
     <w:lsdException w:name="List Table 5 Dark Accent 6" w:uiPriority="50"/>
     <w:lsdException w:name="List Table 6 Colorful Accent 6" w:uiPriority="51"/>
     <w:lsdException w:name="List Table 7 Colorful Accent 6" w:uiPriority="52"/>
-    <w:lsdException w:name="Mention" w:semiHidden="1" w:unhideWhenUsed="1"/>
-    <w:lsdException w:name="Smart Hyperlink" w:semiHidden="1" w:unhideWhenUsed="1"/>
-    <w:lsdException w:name="Hashtag" w:semiHidden="1" w:unhideWhenUsed="1"/>
-    <w:lsdException w:name="Unresolved Mention" w:semiHidden="1" w:unhideWhenUsed="1"/>
   </w:latentStyles>
   <w:style w:type="paragraph" w:default="1" w:styleId="a">
     <w:name w:val="Normal"/>
@@ -22890,6 +22914,7 @@
       <w:lang w:val="uk-UA" w:eastAsia="uk-UA"/>
     </w:rPr>
     <w:tblPr>
+      <w:tblInd w:w="0" w:type="dxa"/>
       <w:tblBorders>
         <w:top w:val="single" w:sz="4" w:space="0" w:color="auto"/>
         <w:left w:val="single" w:sz="4" w:space="0" w:color="auto"/>
@@ -22898,6 +22923,12 @@
         <w:insideH w:val="single" w:sz="4" w:space="0" w:color="auto"/>
         <w:insideV w:val="single" w:sz="4" w:space="0" w:color="auto"/>
       </w:tblBorders>
+      <w:tblCellMar>
+        <w:top w:w="0" w:type="dxa"/>
+        <w:left w:w="108" w:type="dxa"/>
+        <w:bottom w:w="0" w:type="dxa"/>
+        <w:right w:w="108" w:type="dxa"/>
+      </w:tblCellMar>
     </w:tblPr>
   </w:style>
   <w:style w:type="character" w:customStyle="1" w:styleId="a4">
@@ -22913,7 +22944,7 @@
 </file>
 
 <file path=word/glossary/document.xml><?xml version="1.0" encoding="utf-8"?>
-<w:glossaryDocument xmlns:wpc="http://schemas.microsoft.com/office/word/2010/wordprocessingCanvas" xmlns:cx="http://schemas.microsoft.com/office/drawing/2014/chartex" xmlns:cx1="http://schemas.microsoft.com/office/drawing/2015/9/8/chartex" xmlns:cx2="http://schemas.microsoft.com/office/drawing/2015/10/21/chartex" xmlns:cx3="http://schemas.microsoft.com/office/drawing/2016/5/9/chartex" xmlns:cx4="http://schemas.microsoft.com/office/drawing/2016/5/10/chartex" xmlns:cx5="http://schemas.microsoft.com/office/drawing/2016/5/11/chartex" xmlns:cx6="http://schemas.microsoft.com/office/drawing/2016/5/12/chartex" xmlns:cx7="http://schemas.microsoft.com/office/drawing/2016/5/13/chartex" xmlns:cx8="http://schemas.microsoft.com/office/drawing/2016/5/14/chartex" xmlns:mc="http://schemas.openxmlformats.org/markup-compatibility/2006" xmlns:aink="http://schemas.microsoft.com/office/drawing/2016/ink" xmlns:am3d="http://schemas.microsoft.com/office/drawing/2017/model3d" xmlns:o="urn:schemas-microsoft-com:office:office" xmlns:r="http://schemas.openxmlformats.org/officeDocument/2006/relationships" xmlns:m="http://schemas.openxmlformats.org/officeDocument/2006/math" xmlns:v="urn:schemas-microsoft-com:vml" xmlns:wp14="http://schemas.microsoft.com/office/word/2010/wordprocessingDrawing" xmlns:wp="http://schemas.openxmlformats.org/drawingml/2006/wordprocessingDrawing" xmlns:w10="urn:schemas-microsoft-com:office:word" xmlns:w="http://schemas.openxmlformats.org/wordprocessingml/2006/main" xmlns:w14="http://schemas.microsoft.com/office/word/2010/wordml" xmlns:w15="http://schemas.microsoft.com/office/word/2012/wordml" xmlns:w16cid="http://schemas.microsoft.com/office/word/2016/wordml/cid" xmlns:w16se="http://schemas.microsoft.com/office/word/2015/wordml/symex" xmlns:wpg="http://schemas.microsoft.com/office/word/2010/wordprocessingGroup" xmlns:wpi="http://schemas.microsoft.com/office/word/2010/wordprocessingInk" xmlns:wne="http://schemas.microsoft.com/office/word/2006/wordml" xmlns:wps="http://schemas.microsoft.com/office/word/2010/wordprocessingShape" mc:Ignorable="w14 w15 w16se w16cid wp14">
+<w:glossaryDocument xmlns:wpc="http://schemas.microsoft.com/office/word/2010/wordprocessingCanvas" xmlns:mc="http://schemas.openxmlformats.org/markup-compatibility/2006" xmlns:o="urn:schemas-microsoft-com:office:office" xmlns:r="http://schemas.openxmlformats.org/officeDocument/2006/relationships" xmlns:m="http://schemas.openxmlformats.org/officeDocument/2006/math" xmlns:v="urn:schemas-microsoft-com:vml" xmlns:wp14="http://schemas.microsoft.com/office/word/2010/wordprocessingDrawing" xmlns:wp="http://schemas.openxmlformats.org/drawingml/2006/wordprocessingDrawing" xmlns:w10="urn:schemas-microsoft-com:office:word" xmlns:w="http://schemas.openxmlformats.org/wordprocessingml/2006/main" xmlns:w14="http://schemas.microsoft.com/office/word/2010/wordml" xmlns:w15="http://schemas.microsoft.com/office/word/2012/wordml" xmlns:wpg="http://schemas.microsoft.com/office/word/2010/wordprocessingGroup" xmlns:wpi="http://schemas.microsoft.com/office/word/2010/wordprocessingInk" xmlns:wne="http://schemas.microsoft.com/office/word/2006/wordml" xmlns:wps="http://schemas.microsoft.com/office/word/2010/wordprocessingShape" mc:Ignorable="w14 w15 wp14">
   <w:docParts>
     <w:docPart>
       <w:docPartPr>
@@ -23624,7 +23655,7 @@
 </file>
 
 <file path=word/glossary/fontTable.xml><?xml version="1.0" encoding="utf-8"?>
-<w:fonts xmlns:mc="http://schemas.openxmlformats.org/markup-compatibility/2006" xmlns:r="http://schemas.openxmlformats.org/officeDocument/2006/relationships" xmlns:w="http://schemas.openxmlformats.org/wordprocessingml/2006/main" xmlns:w14="http://schemas.microsoft.com/office/word/2010/wordml" xmlns:w15="http://schemas.microsoft.com/office/word/2012/wordml" xmlns:w16cid="http://schemas.microsoft.com/office/word/2016/wordml/cid" xmlns:w16se="http://schemas.microsoft.com/office/word/2015/wordml/symex" mc:Ignorable="w14 w15 w16se w16cid">
+<w:fonts xmlns:mc="http://schemas.openxmlformats.org/markup-compatibility/2006" xmlns:r="http://schemas.openxmlformats.org/officeDocument/2006/relationships" xmlns:w="http://schemas.openxmlformats.org/wordprocessingml/2006/main" xmlns:w14="http://schemas.microsoft.com/office/word/2010/wordml" xmlns:w15="http://schemas.microsoft.com/office/word/2012/wordml" mc:Ignorable="w14 w15">
   <w:font w:name="Times New Roman">
     <w:panose1 w:val="02020603050405020304"/>
     <w:charset w:val="CC"/>
@@ -23637,7 +23668,7 @@
     <w:charset w:val="CC"/>
     <w:family w:val="swiss"/>
     <w:pitch w:val="variable"/>
-    <w:sig w:usb0="E0002EFF" w:usb1="C000785B" w:usb2="00000009" w:usb3="00000000" w:csb0="000001FF" w:csb1="00000000"/>
+    <w:sig w:usb0="E0002EFF" w:usb1="C0007843" w:usb2="00000009" w:usb3="00000000" w:csb0="000001FF" w:csb1="00000000"/>
   </w:font>
   <w:font w:name="Cambria">
     <w:panose1 w:val="02040503050406030204"/>
@@ -23650,9 +23681,10 @@
     <w:altName w:val="ＭＳ 明朝"/>
     <w:panose1 w:val="02020609040205080304"/>
     <w:charset w:val="80"/>
-    <w:family w:val="modern"/>
+    <w:family w:val="roman"/>
+    <w:notTrueType/>
     <w:pitch w:val="fixed"/>
-    <w:sig w:usb0="E00002FF" w:usb1="6AC7FDFB" w:usb2="08000012" w:usb3="00000000" w:csb0="0002009F" w:csb1="00000000"/>
+    <w:sig w:usb0="00000001" w:usb1="08070000" w:usb2="00000010" w:usb3="00000000" w:csb0="00020000" w:csb1="00000000"/>
   </w:font>
   <w:font w:name="Tahoma">
     <w:panose1 w:val="020B0604030504040204"/>
@@ -23687,7 +23719,7 @@
     <w:charset w:val="CC"/>
     <w:family w:val="swiss"/>
     <w:pitch w:val="variable"/>
-    <w:sig w:usb0="E0002EFF" w:usb1="C000247B" w:usb2="00000009" w:usb3="00000000" w:csb0="000001FF" w:csb1="00000000"/>
+    <w:sig w:usb0="E0002AFF" w:usb1="C000247B" w:usb2="00000009" w:usb3="00000000" w:csb0="000001FF" w:csb1="00000000"/>
   </w:font>
   <w:font w:name="Calibri Light">
     <w:panose1 w:val="020F0302020204030204"/>
@@ -23700,9 +23732,10 @@
 </file>
 
 <file path=word/glossary/settings.xml><?xml version="1.0" encoding="utf-8"?>
-<w:settings xmlns:mc="http://schemas.openxmlformats.org/markup-compatibility/2006" xmlns:o="urn:schemas-microsoft-com:office:office" xmlns:r="http://schemas.openxmlformats.org/officeDocument/2006/relationships" xmlns:m="http://schemas.openxmlformats.org/officeDocument/2006/math" xmlns:v="urn:schemas-microsoft-com:vml" xmlns:w10="urn:schemas-microsoft-com:office:word" xmlns:w="http://schemas.openxmlformats.org/wordprocessingml/2006/main" xmlns:w14="http://schemas.microsoft.com/office/word/2010/wordml" xmlns:w15="http://schemas.microsoft.com/office/word/2012/wordml" xmlns:w16cid="http://schemas.microsoft.com/office/word/2016/wordml/cid" xmlns:w16se="http://schemas.microsoft.com/office/word/2015/wordml/symex" xmlns:sl="http://schemas.openxmlformats.org/schemaLibrary/2006/main" mc:Ignorable="w14 w15 w16se w16cid">
+<w:settings xmlns:mc="http://schemas.openxmlformats.org/markup-compatibility/2006" xmlns:o="urn:schemas-microsoft-com:office:office" xmlns:r="http://schemas.openxmlformats.org/officeDocument/2006/relationships" xmlns:m="http://schemas.openxmlformats.org/officeDocument/2006/math" xmlns:v="urn:schemas-microsoft-com:vml" xmlns:w10="urn:schemas-microsoft-com:office:word" xmlns:w="http://schemas.openxmlformats.org/wordprocessingml/2006/main" xmlns:w14="http://schemas.microsoft.com/office/word/2010/wordml" xmlns:w15="http://schemas.microsoft.com/office/word/2012/wordml" xmlns:sl="http://schemas.openxmlformats.org/schemaLibrary/2006/main" mc:Ignorable="w14 w15">
   <w:view w:val="normal"/>
   <w:defaultTabStop w:val="720"/>
+  <w:hyphenationZone w:val="425"/>
   <w:characterSpacingControl w:val="doNotCompress"/>
   <w:compat>
     <w:useFELayout/>
@@ -23711,13 +23744,14 @@
     <w:compatSetting w:name="enableOpenTypeFeatures" w:uri="http://schemas.microsoft.com/office/word" w:val="1"/>
     <w:compatSetting w:name="doNotFlipMirrorIndents" w:uri="http://schemas.microsoft.com/office/word" w:val="1"/>
     <w:compatSetting w:name="differentiateMultirowTableHeaders" w:uri="http://schemas.microsoft.com/office/word" w:val="1"/>
-    <w:compatSetting w:name="useWord2013TrackBottomHyphenation" w:uri="http://schemas.microsoft.com/office/word" w:val="0"/>
   </w:compat>
   <w:rsids>
     <w:rsidRoot w:val="00230A9E"/>
+    <w:rsid w:val="00042D45"/>
     <w:rsid w:val="000B7065"/>
     <w:rsid w:val="00230A9E"/>
     <w:rsid w:val="0038404C"/>
+    <w:rsid w:val="00B05A4C"/>
     <w:rsid w:val="00C72AF3"/>
     <w:rsid w:val="00DF31AF"/>
     <w:rsid w:val="00F20624"/>
@@ -23736,7 +23770,7 @@
     <m:intLim m:val="subSup"/>
     <m:naryLim m:val="undOvr"/>
   </m:mathPr>
-  <w:themeFontLang w:val="ru-UA"/>
+  <w:themeFontLang/>
   <w:clrSchemeMapping w:bg1="light1" w:t1="dark1" w:bg2="light2" w:t2="dark2" w:accent1="accent1" w:accent2="accent2" w:accent3="accent3" w:accent4="accent4" w:accent5="accent5" w:accent6="accent6" w:hyperlink="hyperlink" w:followedHyperlink="followedHyperlink"/>
   <w:decimalSymbol w:val=","/>
   <w:listSeparator w:val=";"/>
@@ -23745,14 +23779,14 @@
 </file>
 
 <file path=word/glossary/styles.xml><?xml version="1.0" encoding="utf-8"?>
-<w:styles xmlns:mc="http://schemas.openxmlformats.org/markup-compatibility/2006" xmlns:r="http://schemas.openxmlformats.org/officeDocument/2006/relationships" xmlns:w="http://schemas.openxmlformats.org/wordprocessingml/2006/main" xmlns:w14="http://schemas.microsoft.com/office/word/2010/wordml" xmlns:w15="http://schemas.microsoft.com/office/word/2012/wordml" xmlns:w16cid="http://schemas.microsoft.com/office/word/2016/wordml/cid" xmlns:w16se="http://schemas.microsoft.com/office/word/2015/wordml/symex" mc:Ignorable="w14 w15 w16se w16cid">
+<w:styles xmlns:mc="http://schemas.openxmlformats.org/markup-compatibility/2006" xmlns:r="http://schemas.openxmlformats.org/officeDocument/2006/relationships" xmlns:w="http://schemas.openxmlformats.org/wordprocessingml/2006/main" xmlns:w14="http://schemas.microsoft.com/office/word/2010/wordml" xmlns:w15="http://schemas.microsoft.com/office/word/2012/wordml" mc:Ignorable="w14 w15">
   <w:docDefaults>
     <w:rPrDefault>
       <w:rPr>
         <w:rFonts w:asciiTheme="minorHAnsi" w:eastAsiaTheme="minorEastAsia" w:hAnsiTheme="minorHAnsi" w:cstheme="minorBidi"/>
         <w:sz w:val="22"/>
         <w:szCs w:val="22"/>
-        <w:lang w:val="ru-UA" w:eastAsia="ru-UA" w:bidi="ar-SA"/>
+        <w:lang w:val="aa-ET" w:eastAsia="aa-ET" w:bidi="ar-SA"/>
       </w:rPr>
     </w:rPrDefault>
     <w:pPrDefault>
@@ -23761,7 +23795,7 @@
       </w:pPr>
     </w:pPrDefault>
   </w:docDefaults>
-  <w:latentStyles w:defLockedState="0" w:defUIPriority="99" w:defSemiHidden="0" w:defUnhideWhenUsed="0" w:defQFormat="0" w:count="375">
+  <w:latentStyles w:defLockedState="0" w:defUIPriority="99" w:defSemiHidden="0" w:defUnhideWhenUsed="0" w:defQFormat="0" w:count="371">
     <w:lsdException w:name="Normal" w:uiPriority="0" w:qFormat="1"/>
     <w:lsdException w:name="heading 1" w:uiPriority="9" w:qFormat="1"/>
     <w:lsdException w:name="heading 2" w:semiHidden="1" w:uiPriority="9" w:unhideWhenUsed="1" w:qFormat="1"/>
@@ -24133,10 +24167,6 @@
     <w:lsdException w:name="List Table 5 Dark Accent 6" w:uiPriority="50"/>
     <w:lsdException w:name="List Table 6 Colorful Accent 6" w:uiPriority="51"/>
     <w:lsdException w:name="List Table 7 Colorful Accent 6" w:uiPriority="52"/>
-    <w:lsdException w:name="Mention" w:semiHidden="1" w:unhideWhenUsed="1"/>
-    <w:lsdException w:name="Smart Hyperlink" w:semiHidden="1" w:unhideWhenUsed="1"/>
-    <w:lsdException w:name="Hashtag" w:semiHidden="1" w:unhideWhenUsed="1"/>
-    <w:lsdException w:name="Unresolved Mention" w:semiHidden="1" w:unhideWhenUsed="1"/>
   </w:latentStyles>
   <w:style w:type="paragraph" w:default="1" w:styleId="a">
     <w:name w:val="Normal"/>
@@ -24291,7 +24321,7 @@
 </file>
 
 <file path=word/glossary/webSettings.xml><?xml version="1.0" encoding="utf-8"?>
-<w:webSettings xmlns:mc="http://schemas.openxmlformats.org/markup-compatibility/2006" xmlns:r="http://schemas.openxmlformats.org/officeDocument/2006/relationships" xmlns:w="http://schemas.openxmlformats.org/wordprocessingml/2006/main" xmlns:w14="http://schemas.microsoft.com/office/word/2010/wordml" xmlns:w15="http://schemas.microsoft.com/office/word/2012/wordml" xmlns:w16cid="http://schemas.microsoft.com/office/word/2016/wordml/cid" xmlns:w16se="http://schemas.microsoft.com/office/word/2015/wordml/symex" mc:Ignorable="w14 w15 w16se w16cid">
+<w:webSettings xmlns:mc="http://schemas.openxmlformats.org/markup-compatibility/2006" xmlns:r="http://schemas.openxmlformats.org/officeDocument/2006/relationships" xmlns:w="http://schemas.openxmlformats.org/wordprocessingml/2006/main" xmlns:w14="http://schemas.microsoft.com/office/word/2010/wordml" xmlns:w15="http://schemas.microsoft.com/office/word/2012/wordml" mc:Ignorable="w14 w15">
   <w:optimizeForBrowser/>
   <w:allowPNG/>
 </w:webSettings>
